--- a/docs/content/meeting_r/meeting_r_lecture.docx
+++ b/docs/content/meeting_r/meeting_r_lecture.docx
@@ -31,7 +31,7 @@
         <w:pStyle w:val="Date"/>
       </w:pPr>
       <w:r>
-        <w:t xml:space="preserve">2026-09-04</w:t>
+        <w:t xml:space="preserve">2026-09-08</w:t>
       </w:r>
     </w:p>
     <w:bookmarkStart w:id="12" w:name="where-we-left-off-lecture-01"/>

--- a/docs/content/meeting_r/meeting_r_lecture.docx
+++ b/docs/content/meeting_r/meeting_r_lecture.docx
@@ -31,7 +31,7 @@
         <w:pStyle w:val="Date"/>
       </w:pPr>
       <w:r>
-        <w:t xml:space="preserve">2026-09-08</w:t>
+        <w:t xml:space="preserve">2026-09-10</w:t>
       </w:r>
     </w:p>
     <w:bookmarkStart w:id="12" w:name="where-we-left-off-lecture-01"/>
@@ -10623,7 +10623,7 @@
     </w:p>
     <w:bookmarkEnd w:id="128"/>
     <w:bookmarkEnd w:id="129"/>
-    <w:bookmarkStart w:id="132" w:name="improve-it-one-layer-at-a-time"/>
+    <w:bookmarkStart w:id="134" w:name="improve-it-one-layer-at-a-time"/>
     <w:p>
       <w:pPr>
         <w:pStyle w:val="Heading1"/>
@@ -10677,8 +10677,101 @@
       </w:pPr>
       <w:r>
         <w:rPr>
+          <w:rStyle w:val="CommentTok"/>
+        </w:rPr>
+        <w:t xml:space="preserve"># define the point position ONCE, at the top, so every layer can reuse it</w:t>
+      </w:r>
+      <w:r>
+        <w:br/>
+      </w:r>
+      <w:r>
+        <w:rPr>
+          <w:rStyle w:val="NormalTok"/>
+        </w:rPr>
+        <w:t xml:space="preserve">jitter_pos </w:t>
+      </w:r>
+      <w:r>
+        <w:rPr>
+          <w:rStyle w:val="OtherTok"/>
+        </w:rPr>
+        <w:t xml:space="preserve">&lt;-</w:t>
+      </w:r>
+      <w:r>
+        <w:rPr>
+          <w:rStyle w:val="NormalTok"/>
+        </w:rPr>
+        <w:t xml:space="preserve"> </w:t>
+      </w:r>
+      <w:r>
+        <w:rPr>
           <w:rStyle w:val="FunctionTok"/>
         </w:rPr>
+        <w:t xml:space="preserve">position_jitter</w:t>
+      </w:r>
+      <w:r>
+        <w:rPr>
+          <w:rStyle w:val="NormalTok"/>
+        </w:rPr>
+        <w:t xml:space="preserve">(</w:t>
+      </w:r>
+      <w:r>
+        <w:rPr>
+          <w:rStyle w:val="AttributeTok"/>
+        </w:rPr>
+        <w:t xml:space="preserve">width =</w:t>
+      </w:r>
+      <w:r>
+        <w:rPr>
+          <w:rStyle w:val="NormalTok"/>
+        </w:rPr>
+        <w:t xml:space="preserve"> </w:t>
+      </w:r>
+      <w:r>
+        <w:rPr>
+          <w:rStyle w:val="FloatTok"/>
+        </w:rPr>
+        <w:t xml:space="preserve">0.15</w:t>
+      </w:r>
+      <w:r>
+        <w:rPr>
+          <w:rStyle w:val="NormalTok"/>
+        </w:rPr>
+        <w:t xml:space="preserve">, </w:t>
+      </w:r>
+      <w:r>
+        <w:rPr>
+          <w:rStyle w:val="AttributeTok"/>
+        </w:rPr>
+        <w:t xml:space="preserve">seed =</w:t>
+      </w:r>
+      <w:r>
+        <w:rPr>
+          <w:rStyle w:val="NormalTok"/>
+        </w:rPr>
+        <w:t xml:space="preserve"> </w:t>
+      </w:r>
+      <w:r>
+        <w:rPr>
+          <w:rStyle w:val="DecValTok"/>
+        </w:rPr>
+        <w:t xml:space="preserve">42</w:t>
+      </w:r>
+      <w:r>
+        <w:rPr>
+          <w:rStyle w:val="NormalTok"/>
+        </w:rPr>
+        <w:t xml:space="preserve">)</w:t>
+      </w:r>
+      <w:r>
+        <w:br/>
+      </w:r>
+      <w:r>
+        <w:br/>
+      </w:r>
+      <w:r>
+        <w:rPr>
+          <w:rStyle w:val="FunctionTok"/>
+        </w:rPr>
         <w:t xml:space="preserve">ggplot</w:t>
       </w:r>
       <w:r>
@@ -10769,7 +10862,7 @@
         <w:rPr>
           <w:rStyle w:val="FunctionTok"/>
         </w:rPr>
-        <w:t xml:space="preserve">geom_jitter</w:t>
+        <w:t xml:space="preserve">geom_point</w:t>
       </w:r>
       <w:r>
         <w:rPr>
@@ -10781,7 +10874,19 @@
         <w:rPr>
           <w:rStyle w:val="AttributeTok"/>
         </w:rPr>
-        <w:t xml:space="preserve">width =</w:t>
+        <w:t xml:space="preserve">position =</w:t>
+      </w:r>
+      <w:r>
+        <w:rPr>
+          <w:rStyle w:val="NormalTok"/>
+        </w:rPr>
+        <w:t xml:space="preserve"> jitter_pos, </w:t>
+      </w:r>
+      <w:r>
+        <w:rPr>
+          <w:rStyle w:val="AttributeTok"/>
+        </w:rPr>
+        <w:t xml:space="preserve">alpha =</w:t>
       </w:r>
       <w:r>
         <w:rPr>
@@ -10793,7 +10898,7 @@
         <w:rPr>
           <w:rStyle w:val="FloatTok"/>
         </w:rPr>
-        <w:t xml:space="preserve">0.15</w:t>
+        <w:t xml:space="preserve">0.6</w:t>
       </w:r>
       <w:r>
         <w:rPr>
@@ -10805,30 +10910,6 @@
         <w:rPr>
           <w:rStyle w:val="AttributeTok"/>
         </w:rPr>
-        <w:t xml:space="preserve">alpha =</w:t>
-      </w:r>
-      <w:r>
-        <w:rPr>
-          <w:rStyle w:val="NormalTok"/>
-        </w:rPr>
-        <w:t xml:space="preserve"> </w:t>
-      </w:r>
-      <w:r>
-        <w:rPr>
-          <w:rStyle w:val="FloatTok"/>
-        </w:rPr>
-        <w:t xml:space="preserve">0.6</w:t>
-      </w:r>
-      <w:r>
-        <w:rPr>
-          <w:rStyle w:val="NormalTok"/>
-        </w:rPr>
-        <w:t xml:space="preserve">, </w:t>
-      </w:r>
-      <w:r>
-        <w:rPr>
-          <w:rStyle w:val="AttributeTok"/>
-        </w:rPr>
         <w:t xml:space="preserve">color =</w:t>
       </w:r>
       <w:r>
@@ -10854,144 +10935,6 @@
           <w:rStyle w:val="SpecialCharTok"/>
         </w:rPr>
         <w:t xml:space="preserve">+</w:t>
-      </w:r>
-      <w:r>
-        <w:br/>
-      </w:r>
-      <w:r>
-        <w:rPr>
-          <w:rStyle w:val="NormalTok"/>
-        </w:rPr>
-        <w:t xml:space="preserve">  </w:t>
-      </w:r>
-      <w:r>
-        <w:rPr>
-          <w:rStyle w:val="FunctionTok"/>
-        </w:rPr>
-        <w:t xml:space="preserve">geom_point</w:t>
-      </w:r>
-      <w:r>
-        <w:rPr>
-          <w:rStyle w:val="NormalTok"/>
-        </w:rPr>
-        <w:t xml:space="preserve">(</w:t>
-      </w:r>
-      <w:r>
-        <w:rPr>
-          <w:rStyle w:val="AttributeTok"/>
-        </w:rPr>
-        <w:t xml:space="preserve">position =</w:t>
-      </w:r>
-      <w:r>
-        <w:rPr>
-          <w:rStyle w:val="NormalTok"/>
-        </w:rPr>
-        <w:t xml:space="preserve"> </w:t>
-      </w:r>
-      <w:r>
-        <w:rPr>
-          <w:rStyle w:val="FunctionTok"/>
-        </w:rPr>
-        <w:t xml:space="preserve">position_dodge</w:t>
-      </w:r>
-      <w:r>
-        <w:rPr>
-          <w:rStyle w:val="NormalTok"/>
-        </w:rPr>
-        <w:t xml:space="preserve">(</w:t>
-      </w:r>
-      <w:r>
-        <w:rPr>
-          <w:rStyle w:val="AttributeTok"/>
-        </w:rPr>
-        <w:t xml:space="preserve">width =</w:t>
-      </w:r>
-      <w:r>
-        <w:rPr>
-          <w:rStyle w:val="NormalTok"/>
-        </w:rPr>
-        <w:t xml:space="preserve"> </w:t>
-      </w:r>
-      <w:r>
-        <w:rPr>
-          <w:rStyle w:val="FloatTok"/>
-        </w:rPr>
-        <w:t xml:space="preserve">0.15</w:t>
-      </w:r>
-      <w:r>
-        <w:rPr>
-          <w:rStyle w:val="NormalTok"/>
-        </w:rPr>
-        <w:t xml:space="preserve">, </w:t>
-      </w:r>
-      <w:r>
-        <w:rPr>
-          <w:rStyle w:val="AttributeTok"/>
-        </w:rPr>
-        <w:t xml:space="preserve">alpha =</w:t>
-      </w:r>
-      <w:r>
-        <w:rPr>
-          <w:rStyle w:val="NormalTok"/>
-        </w:rPr>
-        <w:t xml:space="preserve"> </w:t>
-      </w:r>
-      <w:r>
-        <w:rPr>
-          <w:rStyle w:val="FloatTok"/>
-        </w:rPr>
-        <w:t xml:space="preserve">0.6</w:t>
-      </w:r>
-      <w:r>
-        <w:rPr>
-          <w:rStyle w:val="NormalTok"/>
-        </w:rPr>
-        <w:t xml:space="preserve">, </w:t>
-      </w:r>
-      <w:r>
-        <w:rPr>
-          <w:rStyle w:val="AttributeTok"/>
-        </w:rPr>
-        <w:t xml:space="preserve">color =</w:t>
-      </w:r>
-      <w:r>
-        <w:rPr>
-          <w:rStyle w:val="NormalTok"/>
-        </w:rPr>
-        <w:t xml:space="preserve"> </w:t>
-      </w:r>
-      <w:r>
-        <w:rPr>
-          <w:rStyle w:val="StringTok"/>
-        </w:rPr>
-        <w:t xml:space="preserve">"tomato"</w:t>
-      </w:r>
-      <w:r>
-        <w:rPr>
-          <w:rStyle w:val="NormalTok"/>
-        </w:rPr>
-        <w:t xml:space="preserve">)) </w:t>
-      </w:r>
-      <w:r>
-        <w:rPr>
-          <w:rStyle w:val="SpecialCharTok"/>
-        </w:rPr>
-        <w:t xml:space="preserve">+</w:t>
-      </w:r>
-      <w:r>
-        <w:rPr>
-          <w:rStyle w:val="NormalTok"/>
-        </w:rPr>
-        <w:t xml:space="preserve"> </w:t>
-      </w:r>
-      <w:r>
-        <w:br/>
-      </w:r>
-      <w:r>
-        <w:rPr>
-          <w:rStyle w:val="CommentTok"/>
-        </w:rPr>
-        <w:t xml:space="preserve"># the two above are about the same but I prefer the lower one for a few reasons....</w:t>
       </w:r>
       <w:r>
         <w:br/>
@@ -11308,8 +11251,238 @@
         <w:t xml:space="preserve">sketch what you expect this plot to look like — boxes, dots, axes — then compare it to what R draws.</w:t>
       </w:r>
     </w:p>
-    <w:bookmarkEnd w:id="132"/>
-    <w:bookmarkStart w:id="140" w:name="save-your-plot-and-your-script"/>
+    <w:tbl>
+      <w:tblPr>
+        <w:tblStyle w:val="Table"/>
+        <w:tblLook w:firstRow="0" w:lastRow="0" w:firstColumn="0" w:lastColumn="0" w:noHBand="0" w:noVBand="0" w:val="0000"/>
+        <w:tblBorders>
+          <w:top w:val="single" w:sz="4" w:space="0" w:color="0758E5"/>
+          <w:left w:val="single" w:sz="24" w:space="0" w:color="0758E5"/>
+          <w:bottom w:val="single" w:sz="4" w:space="0" w:color="0758E5"/>
+          <w:right w:val="single" w:sz="4" w:space="0" w:color="0758E5"/>
+        </w:tblBorders>
+        <w:tblCellMar>
+          <w:left w:w="144" w:type="dxa"/>
+          <w:right w:w="144" w:type="dxa"/>
+        </w:tblCellMar>
+        <w:tblLook w:firstRow="0" w:lastRow="0" w:firstColumn="0" w:lastColumn="0" w:noHBand="0" w:noVBand="0" w:val="0000"/>
+      </w:tblPr>
+      <w:tr>
+        <w:trPr>
+          <w:cantSplit/>
+        </w:trPr>
+        <w:tc>
+          <w:tcPr>
+            <w:shd w:color="auto" w:fill="dae6fb" w:val="clear"/>
+            <w:tcMar>
+              <w:top w:w="92" w:type="dxa"/>
+              <w:bottom w:w="92" w:type="dxa"/>
+            </w:tcMar>
+          </w:tcPr>
+          <w:p>
+            <w:pPr>
+              <w:pStyle w:val="BodyText"/>
+            </w:pPr>
+            <w:pPr>
+              <w:spacing w:before="0" w:after="0"/>
+              <w:textAlignment w:val="center"/>
+            </w:pPr>
+            <w:r>
+              <w:drawing>
+                <wp:inline>
+                  <wp:extent cx="152400" cy="152400"/>
+                  <wp:effectExtent b="0" l="0" r="0" t="0"/>
+                  <wp:docPr descr="" title="" id="132" name="Picture"/>
+                  <a:graphic>
+                    <a:graphicData uri="http://schemas.openxmlformats.org/drawingml/2006/picture">
+                      <pic:pic>
+                        <pic:nvPicPr>
+                          <pic:cNvPr descr="/Applications/Positron.app/Contents/Resources/app/quarto/share/formats/docx/note.png" id="133" name="Picture"/>
+                          <pic:cNvPicPr>
+                            <a:picLocks noChangeArrowheads="1" noChangeAspect="1"/>
+                          </pic:cNvPicPr>
+                        </pic:nvPicPr>
+                        <pic:blipFill>
+                          <a:blip r:embed="rId9"/>
+                          <a:stretch>
+                            <a:fillRect/>
+                          </a:stretch>
+                        </pic:blipFill>
+                        <pic:spPr bwMode="auto">
+                          <a:xfrm>
+                            <a:off x="0" y="0"/>
+                            <a:ext cx="152400" cy="152400"/>
+                          </a:xfrm>
+                          <a:prstGeom prst="rect">
+                            <a:avLst/>
+                          </a:prstGeom>
+                          <a:noFill/>
+                          <a:ln w="9525">
+                            <a:noFill/>
+                            <a:headEnd/>
+                            <a:tailEnd/>
+                          </a:ln>
+                        </pic:spPr>
+                      </pic:pic>
+                    </a:graphicData>
+                  </a:graphic>
+                </wp:inline>
+              </w:drawing>
+            </w:r>
+            <w:r>
+              <w:t xml:space="preserve"> </w:t>
+            </w:r>
+            <w:r>
+              <w:t xml:space="preserve"> </w:t>
+            </w:r>
+            <w:r>
+              <w:t xml:space="preserve">Note</w:t>
+            </w:r>
+          </w:p>
+        </w:tc>
+      </w:tr>
+      <w:tr>
+        <w:trPr>
+          <w:cantSplit/>
+        </w:trPr>
+        <w:tc>
+          <w:tcPr>
+            <w:tcMar>
+              <w:top w:w="108" w:type="dxa"/>
+              <w:bottom w:w="108" w:type="dxa"/>
+            </w:tcMar>
+          </w:tcPr>
+          <w:p>
+            <w:pPr>
+              <w:pStyle w:val="BodyText"/>
+            </w:pPr>
+            <w:pPr>
+              <w:spacing w:before="16"/>
+            </w:pPr>
+            <w:r>
+              <w:rPr>
+                <w:b/>
+                <w:bCs/>
+              </w:rPr>
+              <w:t xml:space="preserve">Why</w:t>
+            </w:r>
+            <w:r>
+              <w:rPr>
+                <w:b/>
+                <w:bCs/>
+              </w:rPr>
+              <w:t xml:space="preserve"> </w:t>
+            </w:r>
+            <w:r>
+              <w:rPr>
+                <w:rStyle w:val="VerbatimChar"/>
+                <w:b/>
+                <w:bCs/>
+              </w:rPr>
+              <w:t xml:space="preserve">position_jitter()</w:t>
+            </w:r>
+            <w:r>
+              <w:rPr>
+                <w:b/>
+                <w:bCs/>
+              </w:rPr>
+              <w:t xml:space="preserve"> </w:t>
+            </w:r>
+            <w:r>
+              <w:rPr>
+                <w:b/>
+                <w:bCs/>
+              </w:rPr>
+              <w:t xml:space="preserve">in a variable?</w:t>
+            </w:r>
+          </w:p>
+          <w:p>
+            <w:pPr>
+              <w:pStyle w:val="BodyText"/>
+            </w:pPr>
+            <w:pPr>
+              <w:spacing w:after="16"/>
+            </w:pPr>
+            <w:r>
+              <w:rPr>
+                <w:rStyle w:val="VerbatimChar"/>
+              </w:rPr>
+              <w:t xml:space="preserve">geom_point()</w:t>
+            </w:r>
+            <w:r>
+              <w:t xml:space="preserve"> </w:t>
+            </w:r>
+            <w:r>
+              <w:t xml:space="preserve">alone stacks every leaf on one vertical line.</w:t>
+            </w:r>
+            <w:r>
+              <w:t xml:space="preserve"> </w:t>
+            </w:r>
+            <w:r>
+              <w:rPr>
+                <w:rStyle w:val="VerbatimChar"/>
+              </w:rPr>
+              <w:t xml:space="preserve">position_jitter(width = 0.15)</w:t>
+            </w:r>
+            <w:r>
+              <w:t xml:space="preserve"> </w:t>
+            </w:r>
+            <w:r>
+              <w:t xml:space="preserve">nudges them sideways so you can see each one;</w:t>
+            </w:r>
+            <w:r>
+              <w:t xml:space="preserve"> </w:t>
+            </w:r>
+            <w:r>
+              <w:rPr>
+                <w:rStyle w:val="VerbatimChar"/>
+              </w:rPr>
+              <w:t xml:space="preserve">seed = 42</w:t>
+            </w:r>
+            <w:r>
+              <w:t xml:space="preserve"> </w:t>
+            </w:r>
+            <w:r>
+              <w:t xml:space="preserve">keeps that random nudge identical every time you render. Storing it in</w:t>
+            </w:r>
+            <w:r>
+              <w:t xml:space="preserve"> </w:t>
+            </w:r>
+            <w:r>
+              <w:rPr>
+                <w:rStyle w:val="VerbatimChar"/>
+              </w:rPr>
+              <w:t xml:space="preserve">jitter_pos</w:t>
+            </w:r>
+            <w:r>
+              <w:t xml:space="preserve"> </w:t>
+            </w:r>
+            <w:r>
+              <w:t xml:space="preserve">means the</w:t>
+            </w:r>
+            <w:r>
+              <w:t xml:space="preserve"> </w:t>
+            </w:r>
+            <w:r>
+              <w:rPr>
+                <w:i/>
+                <w:iCs/>
+              </w:rPr>
+              <w:t xml:space="preserve">next</w:t>
+            </w:r>
+            <w:r>
+              <w:t xml:space="preserve"> </w:t>
+            </w:r>
+            <w:r>
+              <w:t xml:space="preserve">layer (a mean, an error bar, a connecting line) can sit at the exact same spot.</w:t>
+            </w:r>
+          </w:p>
+          <w:p/>
+        </w:tc>
+      </w:tr>
+    </w:tbl>
+    <w:bookmarkEnd w:id="134"/>
+    <w:bookmarkStart w:id="142" w:name="save-your-plot-and-your-script"/>
     <w:p>
       <w:pPr>
         <w:pStyle w:val="Heading1"/>
@@ -11731,12 +11904,12 @@
                 <wp:inline>
                   <wp:extent cx="152400" cy="152400"/>
                   <wp:effectExtent b="0" l="0" r="0" t="0"/>
-                  <wp:docPr descr="" title="" id="133" name="Picture"/>
+                  <wp:docPr descr="" title="" id="135" name="Picture"/>
                   <a:graphic>
                     <a:graphicData uri="http://schemas.openxmlformats.org/drawingml/2006/picture">
                       <pic:pic>
                         <pic:nvPicPr>
-                          <pic:cNvPr descr="/Applications/Positron.app/Contents/Resources/app/quarto/share/formats/docx/warning.png" id="134" name="Picture"/>
+                          <pic:cNvPr descr="/Applications/Positron.app/Contents/Resources/app/quarto/share/formats/docx/warning.png" id="136" name="Picture"/>
                           <pic:cNvPicPr>
                             <a:picLocks noChangeArrowheads="1" noChangeAspect="1"/>
                           </pic:cNvPicPr>
@@ -11911,12 +12084,12 @@
                 <wp:inline>
                   <wp:extent cx="152400" cy="152400"/>
                   <wp:effectExtent b="0" l="0" r="0" t="0"/>
-                  <wp:docPr descr="" title="" id="135" name="Picture"/>
+                  <wp:docPr descr="" title="" id="137" name="Picture"/>
                   <a:graphic>
                     <a:graphicData uri="http://schemas.openxmlformats.org/drawingml/2006/picture">
                       <pic:pic>
                         <pic:nvPicPr>
-                          <pic:cNvPr descr="/Applications/Positron.app/Contents/Resources/app/quarto/share/formats/docx/note.png" id="136" name="Picture"/>
+                          <pic:cNvPr descr="/Applications/Positron.app/Contents/Resources/app/quarto/share/formats/docx/note.png" id="138" name="Picture"/>
                           <pic:cNvPicPr>
                             <a:picLocks noChangeArrowheads="1" noChangeAspect="1"/>
                           </pic:cNvPicPr>
@@ -11980,18 +12153,18 @@
                 <wp:inline>
                   <wp:extent cx="3268980" cy="2510758"/>
                   <wp:effectExtent b="0" l="0" r="0" t="0"/>
-                  <wp:docPr descr="Screenshot of the Save Plot dialog in Positron’s Plots pane, with the leaf mass boxplot ready to save as a PNG." title="" id="138" name="Picture"/>
+                  <wp:docPr descr="Screenshot of the Save Plot dialog in Positron’s Plots pane, with the leaf mass boxplot ready to save as a PNG." title="" id="140" name="Picture"/>
                   <a:graphic>
                     <a:graphicData uri="http://schemas.openxmlformats.org/drawingml/2006/picture">
                       <pic:pic>
                         <pic:nvPicPr>
-                          <pic:cNvPr descr="images/paste-3.png" id="139" name="Picture"/>
+                          <pic:cNvPr descr="images/paste-3.png" id="141" name="Picture"/>
                           <pic:cNvPicPr>
                             <a:picLocks noChangeArrowheads="1" noChangeAspect="1"/>
                           </pic:cNvPicPr>
                         </pic:nvPicPr>
                         <pic:blipFill>
-                          <a:blip r:embed="rId137"/>
+                          <a:blip r:embed="rId139"/>
                           <a:stretch>
                             <a:fillRect/>
                           </a:stretch>
@@ -12030,8 +12203,8 @@
         </w:tc>
       </w:tr>
     </w:tbl>
-    <w:bookmarkEnd w:id="140"/>
-    <w:bookmarkStart w:id="145" w:name="wrap-up-what-you-can-now-do"/>
+    <w:bookmarkEnd w:id="142"/>
+    <w:bookmarkStart w:id="147" w:name="wrap-up-what-you-can-now-do"/>
     <w:p>
       <w:pPr>
         <w:pStyle w:val="Heading1"/>
@@ -12393,12 +12566,12 @@
                 <wp:inline>
                   <wp:extent cx="152400" cy="152400"/>
                   <wp:effectExtent b="0" l="0" r="0" t="0"/>
-                  <wp:docPr descr="" title="" id="141" name="Picture"/>
+                  <wp:docPr descr="" title="" id="143" name="Picture"/>
                   <a:graphic>
                     <a:graphicData uri="http://schemas.openxmlformats.org/drawingml/2006/picture">
                       <pic:pic>
                         <pic:nvPicPr>
-                          <pic:cNvPr descr="/Applications/Positron.app/Contents/Resources/app/quarto/share/formats/docx/tip.png" id="142" name="Picture"/>
+                          <pic:cNvPr descr="/Applications/Positron.app/Contents/Resources/app/quarto/share/formats/docx/tip.png" id="144" name="Picture"/>
                           <pic:cNvPicPr>
                             <a:picLocks noChangeArrowheads="1" noChangeAspect="1"/>
                           </pic:cNvPicPr>
@@ -12587,12 +12760,12 @@
                 <wp:inline>
                   <wp:extent cx="152400" cy="152400"/>
                   <wp:effectExtent b="0" l="0" r="0" t="0"/>
-                  <wp:docPr descr="" title="" id="143" name="Picture"/>
+                  <wp:docPr descr="" title="" id="145" name="Picture"/>
                   <a:graphic>
                     <a:graphicData uri="http://schemas.openxmlformats.org/drawingml/2006/picture">
                       <pic:pic>
                         <pic:nvPicPr>
-                          <pic:cNvPr descr="/Applications/Positron.app/Contents/Resources/app/quarto/share/formats/docx/note.png" id="144" name="Picture"/>
+                          <pic:cNvPr descr="/Applications/Positron.app/Contents/Resources/app/quarto/share/formats/docx/note.png" id="146" name="Picture"/>
                           <pic:cNvPicPr>
                             <a:picLocks noChangeArrowheads="1" noChangeAspect="1"/>
                           </pic:cNvPicPr>
@@ -12801,8 +12974,8 @@
         <w:t xml:space="preserve">We will keep using our own leaf data the whole time</w:t>
       </w:r>
     </w:p>
-    <w:bookmarkEnd w:id="145"/>
-    <w:bookmarkStart w:id="146" w:name="activity-2-starts-now"/>
+    <w:bookmarkEnd w:id="147"/>
+    <w:bookmarkStart w:id="148" w:name="activity-2-starts-now"/>
     <w:p>
       <w:pPr>
         <w:pStyle w:val="Heading1"/>
@@ -12879,8 +13052,8 @@
         <w:t xml:space="preserve">in. Raise your hand if you get stuck — that is expected and normal.</w:t>
       </w:r>
     </w:p>
-    <w:bookmarkEnd w:id="146"/>
-    <w:bookmarkStart w:id="149" w:name="suggested-reading-before-lecture-03"/>
+    <w:bookmarkEnd w:id="148"/>
+    <w:bookmarkStart w:id="151" w:name="suggested-reading-before-lecture-03"/>
     <w:p>
       <w:pPr>
         <w:pStyle w:val="Heading1"/>
@@ -13026,12 +13199,12 @@
                 <wp:inline>
                   <wp:extent cx="152400" cy="152400"/>
                   <wp:effectExtent b="0" l="0" r="0" t="0"/>
-                  <wp:docPr descr="" title="" id="147" name="Picture"/>
+                  <wp:docPr descr="" title="" id="149" name="Picture"/>
                   <a:graphic>
                     <a:graphicData uri="http://schemas.openxmlformats.org/drawingml/2006/picture">
                       <pic:pic>
                         <pic:nvPicPr>
-                          <pic:cNvPr descr="/Applications/Positron.app/Contents/Resources/app/quarto/share/formats/docx/note.png" id="148" name="Picture"/>
+                          <pic:cNvPr descr="/Applications/Positron.app/Contents/Resources/app/quarto/share/formats/docx/note.png" id="150" name="Picture"/>
                           <pic:cNvPicPr>
                             <a:picLocks noChangeArrowheads="1" noChangeAspect="1"/>
                           </pic:cNvPicPr>
@@ -13116,8 +13289,8 @@
         </w:tc>
       </w:tr>
     </w:tbl>
-    <w:bookmarkEnd w:id="149"/>
-    <w:bookmarkStart w:id="155" w:name="getting-unstuck"/>
+    <w:bookmarkEnd w:id="151"/>
+    <w:bookmarkStart w:id="157" w:name="getting-unstuck"/>
     <w:p>
       <w:pPr>
         <w:pStyle w:val="Heading1"/>
@@ -13291,7 +13464,7 @@
       <w:r>
         <w:t xml:space="preserve"> </w:t>
       </w:r>
-      <w:hyperlink r:id="rId150">
+      <w:hyperlink r:id="rId152">
         <w:r>
           <w:rPr>
             <w:rStyle w:val="Hyperlink"/>
@@ -13343,137 +13516,6 @@
           <w:p>
             <w:pPr>
               <w:pStyle w:val="FirstParagraph"/>
-            </w:pPr>
-            <w:pPr>
-              <w:spacing w:before="0" w:after="0"/>
-              <w:textAlignment w:val="center"/>
-            </w:pPr>
-            <w:r>
-              <w:drawing>
-                <wp:inline>
-                  <wp:extent cx="152400" cy="152400"/>
-                  <wp:effectExtent b="0" l="0" r="0" t="0"/>
-                  <wp:docPr descr="" title="" id="151" name="Picture"/>
-                  <a:graphic>
-                    <a:graphicData uri="http://schemas.openxmlformats.org/drawingml/2006/picture">
-                      <pic:pic>
-                        <pic:nvPicPr>
-                          <pic:cNvPr descr="/Applications/Positron.app/Contents/Resources/app/quarto/share/formats/docx/note.png" id="152" name="Picture"/>
-                          <pic:cNvPicPr>
-                            <a:picLocks noChangeArrowheads="1" noChangeAspect="1"/>
-                          </pic:cNvPicPr>
-                        </pic:nvPicPr>
-                        <pic:blipFill>
-                          <a:blip r:embed="rId9"/>
-                          <a:stretch>
-                            <a:fillRect/>
-                          </a:stretch>
-                        </pic:blipFill>
-                        <pic:spPr bwMode="auto">
-                          <a:xfrm>
-                            <a:off x="0" y="0"/>
-                            <a:ext cx="152400" cy="152400"/>
-                          </a:xfrm>
-                          <a:prstGeom prst="rect">
-                            <a:avLst/>
-                          </a:prstGeom>
-                          <a:noFill/>
-                          <a:ln w="9525">
-                            <a:noFill/>
-                            <a:headEnd/>
-                            <a:tailEnd/>
-                          </a:ln>
-                        </pic:spPr>
-                      </pic:pic>
-                    </a:graphicData>
-                  </a:graphic>
-                </wp:inline>
-              </w:drawing>
-            </w:r>
-            <w:r>
-              <w:t xml:space="preserve"> </w:t>
-            </w:r>
-            <w:r>
-              <w:t xml:space="preserve"> </w:t>
-            </w:r>
-            <w:r>
-              <w:t xml:space="preserve">Note</w:t>
-            </w:r>
-          </w:p>
-        </w:tc>
-      </w:tr>
-      <w:tr>
-        <w:trPr>
-          <w:cantSplit/>
-        </w:trPr>
-        <w:tc>
-          <w:tcPr>
-            <w:tcMar>
-              <w:top w:w="108" w:type="dxa"/>
-              <w:bottom w:w="108" w:type="dxa"/>
-            </w:tcMar>
-          </w:tcPr>
-          <w:p>
-            <w:pPr>
-              <w:pStyle w:val="BodyText"/>
-            </w:pPr>
-            <w:pPr>
-              <w:spacing w:before="16"/>
-            </w:pPr>
-            <w:r>
-              <w:rPr>
-                <w:b/>
-                <w:bCs/>
-              </w:rPr>
-              <w:t xml:space="preserve">✅ Key idea</w:t>
-            </w:r>
-          </w:p>
-          <w:p>
-            <w:pPr>
-              <w:pStyle w:val="BodyText"/>
-            </w:pPr>
-            <w:pPr>
-              <w:spacing w:after="16"/>
-            </w:pPr>
-            <w:r>
-              <w:t xml:space="preserve">Every coder googles error messages daily. Getting stuck is not failing — it is the job. Your job is to learn, and learning means breaking things and figuring out why.</w:t>
-            </w:r>
-          </w:p>
-          <w:p/>
-        </w:tc>
-      </w:tr>
-    </w:tbl>
-    <w:tbl>
-      <w:tblPr>
-        <w:tblStyle w:val="Table"/>
-        <w:tblLook w:firstRow="0" w:lastRow="0" w:firstColumn="0" w:lastColumn="0" w:noHBand="0" w:noVBand="0" w:val="0000"/>
-        <w:tblBorders>
-          <w:top w:val="single" w:sz="4" w:space="0" w:color="0758E5"/>
-          <w:left w:val="single" w:sz="24" w:space="0" w:color="0758E5"/>
-          <w:bottom w:val="single" w:sz="4" w:space="0" w:color="0758E5"/>
-          <w:right w:val="single" w:sz="4" w:space="0" w:color="0758E5"/>
-        </w:tblBorders>
-        <w:tblCellMar>
-          <w:left w:w="144" w:type="dxa"/>
-          <w:right w:w="144" w:type="dxa"/>
-        </w:tblCellMar>
-        <w:tblLook w:firstRow="0" w:lastRow="0" w:firstColumn="0" w:lastColumn="0" w:noHBand="0" w:noVBand="0" w:val="0000"/>
-      </w:tblPr>
-      <w:tr>
-        <w:trPr>
-          <w:cantSplit/>
-        </w:trPr>
-        <w:tc>
-          <w:tcPr>
-            <w:shd w:color="auto" w:fill="dae6fb" w:val="clear"/>
-            <w:tcMar>
-              <w:top w:w="92" w:type="dxa"/>
-              <w:bottom w:w="92" w:type="dxa"/>
-            </w:tcMar>
-          </w:tcPr>
-          <w:p>
-            <w:pPr>
-              <w:pStyle w:val="BodyText"/>
             </w:pPr>
             <w:pPr>
               <w:spacing w:before="0" w:after="0"/>
@@ -13556,6 +13598,137 @@
                 <w:b/>
                 <w:bCs/>
               </w:rPr>
+              <w:t xml:space="preserve">✅ Key idea</w:t>
+            </w:r>
+          </w:p>
+          <w:p>
+            <w:pPr>
+              <w:pStyle w:val="BodyText"/>
+            </w:pPr>
+            <w:pPr>
+              <w:spacing w:after="16"/>
+            </w:pPr>
+            <w:r>
+              <w:t xml:space="preserve">Every coder googles error messages daily. Getting stuck is not failing — it is the job. Your job is to learn, and learning means breaking things and figuring out why.</w:t>
+            </w:r>
+          </w:p>
+          <w:p/>
+        </w:tc>
+      </w:tr>
+    </w:tbl>
+    <w:tbl>
+      <w:tblPr>
+        <w:tblStyle w:val="Table"/>
+        <w:tblLook w:firstRow="0" w:lastRow="0" w:firstColumn="0" w:lastColumn="0" w:noHBand="0" w:noVBand="0" w:val="0000"/>
+        <w:tblBorders>
+          <w:top w:val="single" w:sz="4" w:space="0" w:color="0758E5"/>
+          <w:left w:val="single" w:sz="24" w:space="0" w:color="0758E5"/>
+          <w:bottom w:val="single" w:sz="4" w:space="0" w:color="0758E5"/>
+          <w:right w:val="single" w:sz="4" w:space="0" w:color="0758E5"/>
+        </w:tblBorders>
+        <w:tblCellMar>
+          <w:left w:w="144" w:type="dxa"/>
+          <w:right w:w="144" w:type="dxa"/>
+        </w:tblCellMar>
+        <w:tblLook w:firstRow="0" w:lastRow="0" w:firstColumn="0" w:lastColumn="0" w:noHBand="0" w:noVBand="0" w:val="0000"/>
+      </w:tblPr>
+      <w:tr>
+        <w:trPr>
+          <w:cantSplit/>
+        </w:trPr>
+        <w:tc>
+          <w:tcPr>
+            <w:shd w:color="auto" w:fill="dae6fb" w:val="clear"/>
+            <w:tcMar>
+              <w:top w:w="92" w:type="dxa"/>
+              <w:bottom w:w="92" w:type="dxa"/>
+            </w:tcMar>
+          </w:tcPr>
+          <w:p>
+            <w:pPr>
+              <w:pStyle w:val="BodyText"/>
+            </w:pPr>
+            <w:pPr>
+              <w:spacing w:before="0" w:after="0"/>
+              <w:textAlignment w:val="center"/>
+            </w:pPr>
+            <w:r>
+              <w:drawing>
+                <wp:inline>
+                  <wp:extent cx="152400" cy="152400"/>
+                  <wp:effectExtent b="0" l="0" r="0" t="0"/>
+                  <wp:docPr descr="" title="" id="155" name="Picture"/>
+                  <a:graphic>
+                    <a:graphicData uri="http://schemas.openxmlformats.org/drawingml/2006/picture">
+                      <pic:pic>
+                        <pic:nvPicPr>
+                          <pic:cNvPr descr="/Applications/Positron.app/Contents/Resources/app/quarto/share/formats/docx/note.png" id="156" name="Picture"/>
+                          <pic:cNvPicPr>
+                            <a:picLocks noChangeArrowheads="1" noChangeAspect="1"/>
+                          </pic:cNvPicPr>
+                        </pic:nvPicPr>
+                        <pic:blipFill>
+                          <a:blip r:embed="rId9"/>
+                          <a:stretch>
+                            <a:fillRect/>
+                          </a:stretch>
+                        </pic:blipFill>
+                        <pic:spPr bwMode="auto">
+                          <a:xfrm>
+                            <a:off x="0" y="0"/>
+                            <a:ext cx="152400" cy="152400"/>
+                          </a:xfrm>
+                          <a:prstGeom prst="rect">
+                            <a:avLst/>
+                          </a:prstGeom>
+                          <a:noFill/>
+                          <a:ln w="9525">
+                            <a:noFill/>
+                            <a:headEnd/>
+                            <a:tailEnd/>
+                          </a:ln>
+                        </pic:spPr>
+                      </pic:pic>
+                    </a:graphicData>
+                  </a:graphic>
+                </wp:inline>
+              </w:drawing>
+            </w:r>
+            <w:r>
+              <w:t xml:space="preserve"> </w:t>
+            </w:r>
+            <w:r>
+              <w:t xml:space="preserve"> </w:t>
+            </w:r>
+            <w:r>
+              <w:t xml:space="preserve">Note</w:t>
+            </w:r>
+          </w:p>
+        </w:tc>
+      </w:tr>
+      <w:tr>
+        <w:trPr>
+          <w:cantSplit/>
+        </w:trPr>
+        <w:tc>
+          <w:tcPr>
+            <w:tcMar>
+              <w:top w:w="108" w:type="dxa"/>
+              <w:bottom w:w="108" w:type="dxa"/>
+            </w:tcMar>
+          </w:tcPr>
+          <w:p>
+            <w:pPr>
+              <w:pStyle w:val="BodyText"/>
+            </w:pPr>
+            <w:pPr>
+              <w:spacing w:before="16"/>
+            </w:pPr>
+            <w:r>
+              <w:rPr>
+                <w:b/>
+                <w:bCs/>
+              </w:rPr>
               <w:t xml:space="preserve">📊 Coming from Excel?</w:t>
             </w:r>
           </w:p>
@@ -13590,7 +13763,7 @@
         </w:tc>
       </w:tr>
     </w:tbl>
-    <w:bookmarkEnd w:id="155"/>
+    <w:bookmarkEnd w:id="157"/>
     <w:sectPr>
       <w:pgSz w:h="15840" w:w="12240"/>
       <w:pgMar w:bottom="1440" w:footer="720" w:gutter="0" w:header="720" w:left="1440" w:right="1440" w:top="1440"/>

--- a/docs/content/meeting_r/meeting_r_lecture.docx
+++ b/docs/content/meeting_r/meeting_r_lecture.docx
@@ -31,7 +31,7 @@
         <w:pStyle w:val="Date"/>
       </w:pPr>
       <w:r>
-        <w:t xml:space="preserve">2026-09-10</w:t>
+        <w:t xml:space="preserve">2026-09-14</w:t>
       </w:r>
     </w:p>
     <w:bookmarkStart w:id="12" w:name="where-we-left-off-lecture-01"/>
@@ -1139,7 +1139,7 @@
         <w:rPr>
           <w:rStyle w:val="VerbatimChar"/>
         </w:rPr>
-        <w:t xml:space="preserve">tree_project/</w:t>
+        <w:t xml:space="preserve">leaf_project/</w:t>
       </w:r>
       <w:r>
         <w:br/>
@@ -10623,7 +10623,7 @@
     </w:p>
     <w:bookmarkEnd w:id="128"/>
     <w:bookmarkEnd w:id="129"/>
-    <w:bookmarkStart w:id="134" w:name="improve-it-one-layer-at-a-time"/>
+    <w:bookmarkStart w:id="132" w:name="improve-it-one-layer-at-a-time"/>
     <w:p>
       <w:pPr>
         <w:pStyle w:val="Heading1"/>
@@ -10677,9 +10677,57 @@
       </w:pPr>
       <w:r>
         <w:rPr>
-          <w:rStyle w:val="CommentTok"/>
-        </w:rPr>
-        <w:t xml:space="preserve"># define the point position ONCE, at the top, so every layer can reuse it</w:t>
+          <w:rStyle w:val="FunctionTok"/>
+        </w:rPr>
+        <w:t xml:space="preserve">ggplot</w:t>
+      </w:r>
+      <w:r>
+        <w:rPr>
+          <w:rStyle w:val="NormalTok"/>
+        </w:rPr>
+        <w:t xml:space="preserve">(tree_df, </w:t>
+      </w:r>
+      <w:r>
+        <w:rPr>
+          <w:rStyle w:val="FunctionTok"/>
+        </w:rPr>
+        <w:t xml:space="preserve">aes</w:t>
+      </w:r>
+      <w:r>
+        <w:rPr>
+          <w:rStyle w:val="NormalTok"/>
+        </w:rPr>
+        <w:t xml:space="preserve">(</w:t>
+      </w:r>
+      <w:r>
+        <w:rPr>
+          <w:rStyle w:val="AttributeTok"/>
+        </w:rPr>
+        <w:t xml:space="preserve">x =</w:t>
+      </w:r>
+      <w:r>
+        <w:rPr>
+          <w:rStyle w:val="NormalTok"/>
+        </w:rPr>
+        <w:t xml:space="preserve"> shade, </w:t>
+      </w:r>
+      <w:r>
+        <w:rPr>
+          <w:rStyle w:val="AttributeTok"/>
+        </w:rPr>
+        <w:t xml:space="preserve">y =</w:t>
+      </w:r>
+      <w:r>
+        <w:rPr>
+          <w:rStyle w:val="NormalTok"/>
+        </w:rPr>
+        <w:t xml:space="preserve"> mass_g)) </w:t>
+      </w:r>
+      <w:r>
+        <w:rPr>
+          <w:rStyle w:val="SpecialCharTok"/>
+        </w:rPr>
+        <w:t xml:space="preserve">+</w:t>
       </w:r>
       <w:r>
         <w:br/>
@@ -10688,25 +10736,40 @@
         <w:rPr>
           <w:rStyle w:val="NormalTok"/>
         </w:rPr>
-        <w:t xml:space="preserve">jitter_pos </w:t>
-      </w:r>
-      <w:r>
-        <w:rPr>
-          <w:rStyle w:val="OtherTok"/>
-        </w:rPr>
-        <w:t xml:space="preserve">&lt;-</w:t>
-      </w:r>
-      <w:r>
-        <w:rPr>
-          <w:rStyle w:val="NormalTok"/>
-        </w:rPr>
-        <w:t xml:space="preserve"> </w:t>
+        <w:t xml:space="preserve">  </w:t>
       </w:r>
       <w:r>
         <w:rPr>
           <w:rStyle w:val="FunctionTok"/>
         </w:rPr>
-        <w:t xml:space="preserve">position_jitter</w:t>
+        <w:t xml:space="preserve">geom_boxplot</w:t>
+      </w:r>
+      <w:r>
+        <w:rPr>
+          <w:rStyle w:val="NormalTok"/>
+        </w:rPr>
+        <w:t xml:space="preserve">() </w:t>
+      </w:r>
+      <w:r>
+        <w:rPr>
+          <w:rStyle w:val="SpecialCharTok"/>
+        </w:rPr>
+        <w:t xml:space="preserve">+</w:t>
+      </w:r>
+      <w:r>
+        <w:br/>
+      </w:r>
+      <w:r>
+        <w:rPr>
+          <w:rStyle w:val="NormalTok"/>
+        </w:rPr>
+        <w:t xml:space="preserve">  </w:t>
+      </w:r>
+      <w:r>
+        <w:rPr>
+          <w:rStyle w:val="FunctionTok"/>
+        </w:rPr>
+        <w:t xml:space="preserve">geom_jitter</w:t>
       </w:r>
       <w:r>
         <w:rPr>
@@ -10737,150 +10800,6 @@
           <w:rStyle w:val="NormalTok"/>
         </w:rPr>
         <w:t xml:space="preserve">, </w:t>
-      </w:r>
-      <w:r>
-        <w:rPr>
-          <w:rStyle w:val="AttributeTok"/>
-        </w:rPr>
-        <w:t xml:space="preserve">seed =</w:t>
-      </w:r>
-      <w:r>
-        <w:rPr>
-          <w:rStyle w:val="NormalTok"/>
-        </w:rPr>
-        <w:t xml:space="preserve"> </w:t>
-      </w:r>
-      <w:r>
-        <w:rPr>
-          <w:rStyle w:val="DecValTok"/>
-        </w:rPr>
-        <w:t xml:space="preserve">42</w:t>
-      </w:r>
-      <w:r>
-        <w:rPr>
-          <w:rStyle w:val="NormalTok"/>
-        </w:rPr>
-        <w:t xml:space="preserve">)</w:t>
-      </w:r>
-      <w:r>
-        <w:br/>
-      </w:r>
-      <w:r>
-        <w:br/>
-      </w:r>
-      <w:r>
-        <w:rPr>
-          <w:rStyle w:val="FunctionTok"/>
-        </w:rPr>
-        <w:t xml:space="preserve">ggplot</w:t>
-      </w:r>
-      <w:r>
-        <w:rPr>
-          <w:rStyle w:val="NormalTok"/>
-        </w:rPr>
-        <w:t xml:space="preserve">(tree_df, </w:t>
-      </w:r>
-      <w:r>
-        <w:rPr>
-          <w:rStyle w:val="FunctionTok"/>
-        </w:rPr>
-        <w:t xml:space="preserve">aes</w:t>
-      </w:r>
-      <w:r>
-        <w:rPr>
-          <w:rStyle w:val="NormalTok"/>
-        </w:rPr>
-        <w:t xml:space="preserve">(</w:t>
-      </w:r>
-      <w:r>
-        <w:rPr>
-          <w:rStyle w:val="AttributeTok"/>
-        </w:rPr>
-        <w:t xml:space="preserve">x =</w:t>
-      </w:r>
-      <w:r>
-        <w:rPr>
-          <w:rStyle w:val="NormalTok"/>
-        </w:rPr>
-        <w:t xml:space="preserve"> shade, </w:t>
-      </w:r>
-      <w:r>
-        <w:rPr>
-          <w:rStyle w:val="AttributeTok"/>
-        </w:rPr>
-        <w:t xml:space="preserve">y =</w:t>
-      </w:r>
-      <w:r>
-        <w:rPr>
-          <w:rStyle w:val="NormalTok"/>
-        </w:rPr>
-        <w:t xml:space="preserve"> mass_g)) </w:t>
-      </w:r>
-      <w:r>
-        <w:rPr>
-          <w:rStyle w:val="SpecialCharTok"/>
-        </w:rPr>
-        <w:t xml:space="preserve">+</w:t>
-      </w:r>
-      <w:r>
-        <w:br/>
-      </w:r>
-      <w:r>
-        <w:rPr>
-          <w:rStyle w:val="NormalTok"/>
-        </w:rPr>
-        <w:t xml:space="preserve">  </w:t>
-      </w:r>
-      <w:r>
-        <w:rPr>
-          <w:rStyle w:val="FunctionTok"/>
-        </w:rPr>
-        <w:t xml:space="preserve">geom_boxplot</w:t>
-      </w:r>
-      <w:r>
-        <w:rPr>
-          <w:rStyle w:val="NormalTok"/>
-        </w:rPr>
-        <w:t xml:space="preserve">() </w:t>
-      </w:r>
-      <w:r>
-        <w:rPr>
-          <w:rStyle w:val="SpecialCharTok"/>
-        </w:rPr>
-        <w:t xml:space="preserve">+</w:t>
-      </w:r>
-      <w:r>
-        <w:br/>
-      </w:r>
-      <w:r>
-        <w:rPr>
-          <w:rStyle w:val="NormalTok"/>
-        </w:rPr>
-        <w:t xml:space="preserve">  </w:t>
-      </w:r>
-      <w:r>
-        <w:rPr>
-          <w:rStyle w:val="FunctionTok"/>
-        </w:rPr>
-        <w:t xml:space="preserve">geom_point</w:t>
-      </w:r>
-      <w:r>
-        <w:rPr>
-          <w:rStyle w:val="NormalTok"/>
-        </w:rPr>
-        <w:t xml:space="preserve">(</w:t>
-      </w:r>
-      <w:r>
-        <w:rPr>
-          <w:rStyle w:val="AttributeTok"/>
-        </w:rPr>
-        <w:t xml:space="preserve">position =</w:t>
-      </w:r>
-      <w:r>
-        <w:rPr>
-          <w:rStyle w:val="NormalTok"/>
-        </w:rPr>
-        <w:t xml:space="preserve"> jitter_pos, </w:t>
       </w:r>
       <w:r>
         <w:rPr>
@@ -11251,238 +11170,49 @@
         <w:t xml:space="preserve">sketch what you expect this plot to look like — boxes, dots, axes — then compare it to what R draws.</w:t>
       </w:r>
     </w:p>
-    <w:tbl>
-      <w:tblPr>
-        <w:tblStyle w:val="Table"/>
-        <w:tblLook w:firstRow="0" w:lastRow="0" w:firstColumn="0" w:lastColumn="0" w:noHBand="0" w:noVBand="0" w:val="0000"/>
-        <w:tblBorders>
-          <w:top w:val="single" w:sz="4" w:space="0" w:color="0758E5"/>
-          <w:left w:val="single" w:sz="24" w:space="0" w:color="0758E5"/>
-          <w:bottom w:val="single" w:sz="4" w:space="0" w:color="0758E5"/>
-          <w:right w:val="single" w:sz="4" w:space="0" w:color="0758E5"/>
-        </w:tblBorders>
-        <w:tblCellMar>
-          <w:left w:w="144" w:type="dxa"/>
-          <w:right w:w="144" w:type="dxa"/>
-        </w:tblCellMar>
-        <w:tblLook w:firstRow="0" w:lastRow="0" w:firstColumn="0" w:lastColumn="0" w:noHBand="0" w:noVBand="0" w:val="0000"/>
-      </w:tblPr>
-      <w:tr>
-        <w:trPr>
-          <w:cantSplit/>
-        </w:trPr>
-        <w:tc>
-          <w:tcPr>
-            <w:shd w:color="auto" w:fill="dae6fb" w:val="clear"/>
-            <w:tcMar>
-              <w:top w:w="92" w:type="dxa"/>
-              <w:bottom w:w="92" w:type="dxa"/>
-            </w:tcMar>
-          </w:tcPr>
-          <w:p>
-            <w:pPr>
-              <w:pStyle w:val="BodyText"/>
-            </w:pPr>
-            <w:pPr>
-              <w:spacing w:before="0" w:after="0"/>
-              <w:textAlignment w:val="center"/>
-            </w:pPr>
-            <w:r>
-              <w:drawing>
-                <wp:inline>
-                  <wp:extent cx="152400" cy="152400"/>
-                  <wp:effectExtent b="0" l="0" r="0" t="0"/>
-                  <wp:docPr descr="" title="" id="132" name="Picture"/>
-                  <a:graphic>
-                    <a:graphicData uri="http://schemas.openxmlformats.org/drawingml/2006/picture">
-                      <pic:pic>
-                        <pic:nvPicPr>
-                          <pic:cNvPr descr="/Applications/Positron.app/Contents/Resources/app/quarto/share/formats/docx/note.png" id="133" name="Picture"/>
-                          <pic:cNvPicPr>
-                            <a:picLocks noChangeArrowheads="1" noChangeAspect="1"/>
-                          </pic:cNvPicPr>
-                        </pic:nvPicPr>
-                        <pic:blipFill>
-                          <a:blip r:embed="rId9"/>
-                          <a:stretch>
-                            <a:fillRect/>
-                          </a:stretch>
-                        </pic:blipFill>
-                        <pic:spPr bwMode="auto">
-                          <a:xfrm>
-                            <a:off x="0" y="0"/>
-                            <a:ext cx="152400" cy="152400"/>
-                          </a:xfrm>
-                          <a:prstGeom prst="rect">
-                            <a:avLst/>
-                          </a:prstGeom>
-                          <a:noFill/>
-                          <a:ln w="9525">
-                            <a:noFill/>
-                            <a:headEnd/>
-                            <a:tailEnd/>
-                          </a:ln>
-                        </pic:spPr>
-                      </pic:pic>
-                    </a:graphicData>
-                  </a:graphic>
-                </wp:inline>
-              </w:drawing>
-            </w:r>
-            <w:r>
-              <w:t xml:space="preserve"> </w:t>
-            </w:r>
-            <w:r>
-              <w:t xml:space="preserve"> </w:t>
-            </w:r>
-            <w:r>
-              <w:t xml:space="preserve">Note</w:t>
-            </w:r>
-          </w:p>
-        </w:tc>
-      </w:tr>
-      <w:tr>
-        <w:trPr>
-          <w:cantSplit/>
-        </w:trPr>
-        <w:tc>
-          <w:tcPr>
-            <w:tcMar>
-              <w:top w:w="108" w:type="dxa"/>
-              <w:bottom w:w="108" w:type="dxa"/>
-            </w:tcMar>
-          </w:tcPr>
-          <w:p>
-            <w:pPr>
-              <w:pStyle w:val="BodyText"/>
-            </w:pPr>
-            <w:pPr>
-              <w:spacing w:before="16"/>
-            </w:pPr>
-            <w:r>
-              <w:rPr>
-                <w:b/>
-                <w:bCs/>
-              </w:rPr>
-              <w:t xml:space="preserve">Why</w:t>
-            </w:r>
-            <w:r>
-              <w:rPr>
-                <w:b/>
-                <w:bCs/>
-              </w:rPr>
-              <w:t xml:space="preserve"> </w:t>
-            </w:r>
-            <w:r>
-              <w:rPr>
-                <w:rStyle w:val="VerbatimChar"/>
-                <w:b/>
-                <w:bCs/>
-              </w:rPr>
-              <w:t xml:space="preserve">position_jitter()</w:t>
-            </w:r>
-            <w:r>
-              <w:rPr>
-                <w:b/>
-                <w:bCs/>
-              </w:rPr>
-              <w:t xml:space="preserve"> </w:t>
-            </w:r>
-            <w:r>
-              <w:rPr>
-                <w:b/>
-                <w:bCs/>
-              </w:rPr>
-              <w:t xml:space="preserve">in a variable?</w:t>
-            </w:r>
-          </w:p>
-          <w:p>
-            <w:pPr>
-              <w:pStyle w:val="BodyText"/>
-            </w:pPr>
-            <w:pPr>
-              <w:spacing w:after="16"/>
-            </w:pPr>
-            <w:r>
-              <w:rPr>
-                <w:rStyle w:val="VerbatimChar"/>
-              </w:rPr>
-              <w:t xml:space="preserve">geom_point()</w:t>
-            </w:r>
-            <w:r>
-              <w:t xml:space="preserve"> </w:t>
-            </w:r>
-            <w:r>
-              <w:t xml:space="preserve">alone stacks every leaf on one vertical line.</w:t>
-            </w:r>
-            <w:r>
-              <w:t xml:space="preserve"> </w:t>
-            </w:r>
-            <w:r>
-              <w:rPr>
-                <w:rStyle w:val="VerbatimChar"/>
-              </w:rPr>
-              <w:t xml:space="preserve">position_jitter(width = 0.15)</w:t>
-            </w:r>
-            <w:r>
-              <w:t xml:space="preserve"> </w:t>
-            </w:r>
-            <w:r>
-              <w:t xml:space="preserve">nudges them sideways so you can see each one;</w:t>
-            </w:r>
-            <w:r>
-              <w:t xml:space="preserve"> </w:t>
-            </w:r>
-            <w:r>
-              <w:rPr>
-                <w:rStyle w:val="VerbatimChar"/>
-              </w:rPr>
-              <w:t xml:space="preserve">seed = 42</w:t>
-            </w:r>
-            <w:r>
-              <w:t xml:space="preserve"> </w:t>
-            </w:r>
-            <w:r>
-              <w:t xml:space="preserve">keeps that random nudge identical every time you render. Storing it in</w:t>
-            </w:r>
-            <w:r>
-              <w:t xml:space="preserve"> </w:t>
-            </w:r>
-            <w:r>
-              <w:rPr>
-                <w:rStyle w:val="VerbatimChar"/>
-              </w:rPr>
-              <w:t xml:space="preserve">jitter_pos</w:t>
-            </w:r>
-            <w:r>
-              <w:t xml:space="preserve"> </w:t>
-            </w:r>
-            <w:r>
-              <w:t xml:space="preserve">means the</w:t>
-            </w:r>
-            <w:r>
-              <w:t xml:space="preserve"> </w:t>
-            </w:r>
-            <w:r>
-              <w:rPr>
-                <w:i/>
-                <w:iCs/>
-              </w:rPr>
-              <w:t xml:space="preserve">next</w:t>
-            </w:r>
-            <w:r>
-              <w:t xml:space="preserve"> </w:t>
-            </w:r>
-            <w:r>
-              <w:t xml:space="preserve">layer (a mean, an error bar, a connecting line) can sit at the exact same spot.</w:t>
-            </w:r>
-          </w:p>
-          <w:p/>
-        </w:tc>
-      </w:tr>
-    </w:tbl>
-    <w:bookmarkEnd w:id="134"/>
-    <w:bookmarkStart w:id="142" w:name="save-your-plot-and-your-script"/>
+    <w:p>
+      <w:pPr>
+        <w:pStyle w:val="BodyText"/>
+      </w:pPr>
+      <w:r>
+        <w:rPr>
+          <w:rStyle w:val="VerbatimChar"/>
+        </w:rPr>
+        <w:t xml:space="preserve">geom_jitter()</w:t>
+      </w:r>
+      <w:r>
+        <w:t xml:space="preserve"> </w:t>
+      </w:r>
+      <w:r>
+        <w:t xml:space="preserve">is just</w:t>
+      </w:r>
+      <w:r>
+        <w:t xml:space="preserve"> </w:t>
+      </w:r>
+      <w:r>
+        <w:rPr>
+          <w:rStyle w:val="VerbatimChar"/>
+        </w:rPr>
+        <w:t xml:space="preserve">geom_point()</w:t>
+      </w:r>
+      <w:r>
+        <w:t xml:space="preserve"> </w:t>
+      </w:r>
+      <w:r>
+        <w:t xml:space="preserve">with a small sideways nudge (</w:t>
+      </w:r>
+      <w:r>
+        <w:rPr>
+          <w:rStyle w:val="VerbatimChar"/>
+        </w:rPr>
+        <w:t xml:space="preserve">width = 0.15</w:t>
+      </w:r>
+      <w:r>
+        <w:t xml:space="preserve">) so overlapping leaves don’t hide behind each other.</w:t>
+      </w:r>
+    </w:p>
+    <w:bookmarkEnd w:id="132"/>
+    <w:bookmarkStart w:id="140" w:name="save-your-plot-and-your-script"/>
     <w:p>
       <w:pPr>
         <w:pStyle w:val="Heading1"/>
@@ -11904,12 +11634,12 @@
                 <wp:inline>
                   <wp:extent cx="152400" cy="152400"/>
                   <wp:effectExtent b="0" l="0" r="0" t="0"/>
-                  <wp:docPr descr="" title="" id="135" name="Picture"/>
+                  <wp:docPr descr="" title="" id="133" name="Picture"/>
                   <a:graphic>
                     <a:graphicData uri="http://schemas.openxmlformats.org/drawingml/2006/picture">
                       <pic:pic>
                         <pic:nvPicPr>
-                          <pic:cNvPr descr="/Applications/Positron.app/Contents/Resources/app/quarto/share/formats/docx/warning.png" id="136" name="Picture"/>
+                          <pic:cNvPr descr="/Applications/Positron.app/Contents/Resources/app/quarto/share/formats/docx/warning.png" id="134" name="Picture"/>
                           <pic:cNvPicPr>
                             <a:picLocks noChangeArrowheads="1" noChangeAspect="1"/>
                           </pic:cNvPicPr>
@@ -12084,12 +11814,12 @@
                 <wp:inline>
                   <wp:extent cx="152400" cy="152400"/>
                   <wp:effectExtent b="0" l="0" r="0" t="0"/>
-                  <wp:docPr descr="" title="" id="137" name="Picture"/>
+                  <wp:docPr descr="" title="" id="135" name="Picture"/>
                   <a:graphic>
                     <a:graphicData uri="http://schemas.openxmlformats.org/drawingml/2006/picture">
                       <pic:pic>
                         <pic:nvPicPr>
-                          <pic:cNvPr descr="/Applications/Positron.app/Contents/Resources/app/quarto/share/formats/docx/note.png" id="138" name="Picture"/>
+                          <pic:cNvPr descr="/Applications/Positron.app/Contents/Resources/app/quarto/share/formats/docx/note.png" id="136" name="Picture"/>
                           <pic:cNvPicPr>
                             <a:picLocks noChangeArrowheads="1" noChangeAspect="1"/>
                           </pic:cNvPicPr>
@@ -12153,18 +11883,18 @@
                 <wp:inline>
                   <wp:extent cx="3268980" cy="2510758"/>
                   <wp:effectExtent b="0" l="0" r="0" t="0"/>
-                  <wp:docPr descr="Screenshot of the Save Plot dialog in Positron’s Plots pane, with the leaf mass boxplot ready to save as a PNG." title="" id="140" name="Picture"/>
+                  <wp:docPr descr="Screenshot of the Save Plot dialog in Positron’s Plots pane, with the leaf mass boxplot ready to save as a PNG." title="" id="138" name="Picture"/>
                   <a:graphic>
                     <a:graphicData uri="http://schemas.openxmlformats.org/drawingml/2006/picture">
                       <pic:pic>
                         <pic:nvPicPr>
-                          <pic:cNvPr descr="images/paste-3.png" id="141" name="Picture"/>
+                          <pic:cNvPr descr="images/paste-3.png" id="139" name="Picture"/>
                           <pic:cNvPicPr>
                             <a:picLocks noChangeArrowheads="1" noChangeAspect="1"/>
                           </pic:cNvPicPr>
                         </pic:nvPicPr>
                         <pic:blipFill>
-                          <a:blip r:embed="rId139"/>
+                          <a:blip r:embed="rId137"/>
                           <a:stretch>
                             <a:fillRect/>
                           </a:stretch>
@@ -12203,8 +11933,8 @@
         </w:tc>
       </w:tr>
     </w:tbl>
-    <w:bookmarkEnd w:id="142"/>
-    <w:bookmarkStart w:id="147" w:name="wrap-up-what-you-can-now-do"/>
+    <w:bookmarkEnd w:id="140"/>
+    <w:bookmarkStart w:id="145" w:name="wrap-up-what-you-can-now-do"/>
     <w:p>
       <w:pPr>
         <w:pStyle w:val="Heading1"/>
@@ -12566,12 +12296,12 @@
                 <wp:inline>
                   <wp:extent cx="152400" cy="152400"/>
                   <wp:effectExtent b="0" l="0" r="0" t="0"/>
-                  <wp:docPr descr="" title="" id="143" name="Picture"/>
+                  <wp:docPr descr="" title="" id="141" name="Picture"/>
                   <a:graphic>
                     <a:graphicData uri="http://schemas.openxmlformats.org/drawingml/2006/picture">
                       <pic:pic>
                         <pic:nvPicPr>
-                          <pic:cNvPr descr="/Applications/Positron.app/Contents/Resources/app/quarto/share/formats/docx/tip.png" id="144" name="Picture"/>
+                          <pic:cNvPr descr="/Applications/Positron.app/Contents/Resources/app/quarto/share/formats/docx/tip.png" id="142" name="Picture"/>
                           <pic:cNvPicPr>
                             <a:picLocks noChangeArrowheads="1" noChangeAspect="1"/>
                           </pic:cNvPicPr>
@@ -12760,12 +12490,12 @@
                 <wp:inline>
                   <wp:extent cx="152400" cy="152400"/>
                   <wp:effectExtent b="0" l="0" r="0" t="0"/>
-                  <wp:docPr descr="" title="" id="145" name="Picture"/>
+                  <wp:docPr descr="" title="" id="143" name="Picture"/>
                   <a:graphic>
                     <a:graphicData uri="http://schemas.openxmlformats.org/drawingml/2006/picture">
                       <pic:pic>
                         <pic:nvPicPr>
-                          <pic:cNvPr descr="/Applications/Positron.app/Contents/Resources/app/quarto/share/formats/docx/note.png" id="146" name="Picture"/>
+                          <pic:cNvPr descr="/Applications/Positron.app/Contents/Resources/app/quarto/share/formats/docx/note.png" id="144" name="Picture"/>
                           <pic:cNvPicPr>
                             <a:picLocks noChangeArrowheads="1" noChangeAspect="1"/>
                           </pic:cNvPicPr>
@@ -12974,8 +12704,8 @@
         <w:t xml:space="preserve">We will keep using our own leaf data the whole time</w:t>
       </w:r>
     </w:p>
-    <w:bookmarkEnd w:id="147"/>
-    <w:bookmarkStart w:id="148" w:name="activity-2-starts-now"/>
+    <w:bookmarkEnd w:id="145"/>
+    <w:bookmarkStart w:id="146" w:name="activity-2-starts-now"/>
     <w:p>
       <w:pPr>
         <w:pStyle w:val="Heading1"/>
@@ -13052,8 +12782,8 @@
         <w:t xml:space="preserve">in. Raise your hand if you get stuck — that is expected and normal.</w:t>
       </w:r>
     </w:p>
-    <w:bookmarkEnd w:id="148"/>
-    <w:bookmarkStart w:id="151" w:name="suggested-reading-before-lecture-03"/>
+    <w:bookmarkEnd w:id="146"/>
+    <w:bookmarkStart w:id="149" w:name="suggested-reading-before-lecture-03"/>
     <w:p>
       <w:pPr>
         <w:pStyle w:val="Heading1"/>
@@ -13199,12 +12929,12 @@
                 <wp:inline>
                   <wp:extent cx="152400" cy="152400"/>
                   <wp:effectExtent b="0" l="0" r="0" t="0"/>
-                  <wp:docPr descr="" title="" id="149" name="Picture"/>
+                  <wp:docPr descr="" title="" id="147" name="Picture"/>
                   <a:graphic>
                     <a:graphicData uri="http://schemas.openxmlformats.org/drawingml/2006/picture">
                       <pic:pic>
                         <pic:nvPicPr>
-                          <pic:cNvPr descr="/Applications/Positron.app/Contents/Resources/app/quarto/share/formats/docx/note.png" id="150" name="Picture"/>
+                          <pic:cNvPr descr="/Applications/Positron.app/Contents/Resources/app/quarto/share/formats/docx/note.png" id="148" name="Picture"/>
                           <pic:cNvPicPr>
                             <a:picLocks noChangeArrowheads="1" noChangeAspect="1"/>
                           </pic:cNvPicPr>
@@ -13289,8 +13019,8 @@
         </w:tc>
       </w:tr>
     </w:tbl>
-    <w:bookmarkEnd w:id="151"/>
-    <w:bookmarkStart w:id="157" w:name="getting-unstuck"/>
+    <w:bookmarkEnd w:id="149"/>
+    <w:bookmarkStart w:id="155" w:name="getting-unstuck"/>
     <w:p>
       <w:pPr>
         <w:pStyle w:val="Heading1"/>
@@ -13464,7 +13194,7 @@
       <w:r>
         <w:t xml:space="preserve"> </w:t>
       </w:r>
-      <w:hyperlink r:id="rId152">
+      <w:hyperlink r:id="rId150">
         <w:r>
           <w:rPr>
             <w:rStyle w:val="Hyperlink"/>
@@ -13516,6 +13246,137 @@
           <w:p>
             <w:pPr>
               <w:pStyle w:val="FirstParagraph"/>
+            </w:pPr>
+            <w:pPr>
+              <w:spacing w:before="0" w:after="0"/>
+              <w:textAlignment w:val="center"/>
+            </w:pPr>
+            <w:r>
+              <w:drawing>
+                <wp:inline>
+                  <wp:extent cx="152400" cy="152400"/>
+                  <wp:effectExtent b="0" l="0" r="0" t="0"/>
+                  <wp:docPr descr="" title="" id="151" name="Picture"/>
+                  <a:graphic>
+                    <a:graphicData uri="http://schemas.openxmlformats.org/drawingml/2006/picture">
+                      <pic:pic>
+                        <pic:nvPicPr>
+                          <pic:cNvPr descr="/Applications/Positron.app/Contents/Resources/app/quarto/share/formats/docx/note.png" id="152" name="Picture"/>
+                          <pic:cNvPicPr>
+                            <a:picLocks noChangeArrowheads="1" noChangeAspect="1"/>
+                          </pic:cNvPicPr>
+                        </pic:nvPicPr>
+                        <pic:blipFill>
+                          <a:blip r:embed="rId9"/>
+                          <a:stretch>
+                            <a:fillRect/>
+                          </a:stretch>
+                        </pic:blipFill>
+                        <pic:spPr bwMode="auto">
+                          <a:xfrm>
+                            <a:off x="0" y="0"/>
+                            <a:ext cx="152400" cy="152400"/>
+                          </a:xfrm>
+                          <a:prstGeom prst="rect">
+                            <a:avLst/>
+                          </a:prstGeom>
+                          <a:noFill/>
+                          <a:ln w="9525">
+                            <a:noFill/>
+                            <a:headEnd/>
+                            <a:tailEnd/>
+                          </a:ln>
+                        </pic:spPr>
+                      </pic:pic>
+                    </a:graphicData>
+                  </a:graphic>
+                </wp:inline>
+              </w:drawing>
+            </w:r>
+            <w:r>
+              <w:t xml:space="preserve"> </w:t>
+            </w:r>
+            <w:r>
+              <w:t xml:space="preserve"> </w:t>
+            </w:r>
+            <w:r>
+              <w:t xml:space="preserve">Note</w:t>
+            </w:r>
+          </w:p>
+        </w:tc>
+      </w:tr>
+      <w:tr>
+        <w:trPr>
+          <w:cantSplit/>
+        </w:trPr>
+        <w:tc>
+          <w:tcPr>
+            <w:tcMar>
+              <w:top w:w="108" w:type="dxa"/>
+              <w:bottom w:w="108" w:type="dxa"/>
+            </w:tcMar>
+          </w:tcPr>
+          <w:p>
+            <w:pPr>
+              <w:pStyle w:val="BodyText"/>
+            </w:pPr>
+            <w:pPr>
+              <w:spacing w:before="16"/>
+            </w:pPr>
+            <w:r>
+              <w:rPr>
+                <w:b/>
+                <w:bCs/>
+              </w:rPr>
+              <w:t xml:space="preserve">✅ Key idea</w:t>
+            </w:r>
+          </w:p>
+          <w:p>
+            <w:pPr>
+              <w:pStyle w:val="BodyText"/>
+            </w:pPr>
+            <w:pPr>
+              <w:spacing w:after="16"/>
+            </w:pPr>
+            <w:r>
+              <w:t xml:space="preserve">Every coder googles error messages daily. Getting stuck is not failing — it is the job. Your job is to learn, and learning means breaking things and figuring out why.</w:t>
+            </w:r>
+          </w:p>
+          <w:p/>
+        </w:tc>
+      </w:tr>
+    </w:tbl>
+    <w:tbl>
+      <w:tblPr>
+        <w:tblStyle w:val="Table"/>
+        <w:tblLook w:firstRow="0" w:lastRow="0" w:firstColumn="0" w:lastColumn="0" w:noHBand="0" w:noVBand="0" w:val="0000"/>
+        <w:tblBorders>
+          <w:top w:val="single" w:sz="4" w:space="0" w:color="0758E5"/>
+          <w:left w:val="single" w:sz="24" w:space="0" w:color="0758E5"/>
+          <w:bottom w:val="single" w:sz="4" w:space="0" w:color="0758E5"/>
+          <w:right w:val="single" w:sz="4" w:space="0" w:color="0758E5"/>
+        </w:tblBorders>
+        <w:tblCellMar>
+          <w:left w:w="144" w:type="dxa"/>
+          <w:right w:w="144" w:type="dxa"/>
+        </w:tblCellMar>
+        <w:tblLook w:firstRow="0" w:lastRow="0" w:firstColumn="0" w:lastColumn="0" w:noHBand="0" w:noVBand="0" w:val="0000"/>
+      </w:tblPr>
+      <w:tr>
+        <w:trPr>
+          <w:cantSplit/>
+        </w:trPr>
+        <w:tc>
+          <w:tcPr>
+            <w:shd w:color="auto" w:fill="dae6fb" w:val="clear"/>
+            <w:tcMar>
+              <w:top w:w="92" w:type="dxa"/>
+              <w:bottom w:w="92" w:type="dxa"/>
+            </w:tcMar>
+          </w:tcPr>
+          <w:p>
+            <w:pPr>
+              <w:pStyle w:val="BodyText"/>
             </w:pPr>
             <w:pPr>
               <w:spacing w:before="0" w:after="0"/>
@@ -13598,7 +13459,7 @@
                 <w:b/>
                 <w:bCs/>
               </w:rPr>
-              <w:t xml:space="preserve">✅ Key idea</w:t>
+              <w:t xml:space="preserve">📊 Coming from Excel?</w:t>
             </w:r>
           </w:p>
           <w:p>
@@ -13609,161 +13470,30 @@
               <w:spacing w:after="16"/>
             </w:pPr>
             <w:r>
-              <w:t xml:space="preserve">Every coder googles error messages daily. Getting stuck is not failing — it is the job. Your job is to learn, and learning means breaking things and figuring out why.</w:t>
+              <w:t xml:space="preserve">In Excel you fix errors by clicking around. In R you fix them by</w:t>
+            </w:r>
+            <w:r>
+              <w:t xml:space="preserve"> </w:t>
+            </w:r>
+            <w:r>
+              <w:rPr>
+                <w:b/>
+                <w:bCs/>
+              </w:rPr>
+              <w:t xml:space="preserve">reading the message</w:t>
+            </w:r>
+            <w:r>
+              <w:t xml:space="preserve"> </w:t>
+            </w:r>
+            <w:r>
+              <w:t xml:space="preserve">and editing one line. Slower at first, far more powerful soon.</w:t>
             </w:r>
           </w:p>
           <w:p/>
         </w:tc>
       </w:tr>
     </w:tbl>
-    <w:tbl>
-      <w:tblPr>
-        <w:tblStyle w:val="Table"/>
-        <w:tblLook w:firstRow="0" w:lastRow="0" w:firstColumn="0" w:lastColumn="0" w:noHBand="0" w:noVBand="0" w:val="0000"/>
-        <w:tblBorders>
-          <w:top w:val="single" w:sz="4" w:space="0" w:color="0758E5"/>
-          <w:left w:val="single" w:sz="24" w:space="0" w:color="0758E5"/>
-          <w:bottom w:val="single" w:sz="4" w:space="0" w:color="0758E5"/>
-          <w:right w:val="single" w:sz="4" w:space="0" w:color="0758E5"/>
-        </w:tblBorders>
-        <w:tblCellMar>
-          <w:left w:w="144" w:type="dxa"/>
-          <w:right w:w="144" w:type="dxa"/>
-        </w:tblCellMar>
-        <w:tblLook w:firstRow="0" w:lastRow="0" w:firstColumn="0" w:lastColumn="0" w:noHBand="0" w:noVBand="0" w:val="0000"/>
-      </w:tblPr>
-      <w:tr>
-        <w:trPr>
-          <w:cantSplit/>
-        </w:trPr>
-        <w:tc>
-          <w:tcPr>
-            <w:shd w:color="auto" w:fill="dae6fb" w:val="clear"/>
-            <w:tcMar>
-              <w:top w:w="92" w:type="dxa"/>
-              <w:bottom w:w="92" w:type="dxa"/>
-            </w:tcMar>
-          </w:tcPr>
-          <w:p>
-            <w:pPr>
-              <w:pStyle w:val="BodyText"/>
-            </w:pPr>
-            <w:pPr>
-              <w:spacing w:before="0" w:after="0"/>
-              <w:textAlignment w:val="center"/>
-            </w:pPr>
-            <w:r>
-              <w:drawing>
-                <wp:inline>
-                  <wp:extent cx="152400" cy="152400"/>
-                  <wp:effectExtent b="0" l="0" r="0" t="0"/>
-                  <wp:docPr descr="" title="" id="155" name="Picture"/>
-                  <a:graphic>
-                    <a:graphicData uri="http://schemas.openxmlformats.org/drawingml/2006/picture">
-                      <pic:pic>
-                        <pic:nvPicPr>
-                          <pic:cNvPr descr="/Applications/Positron.app/Contents/Resources/app/quarto/share/formats/docx/note.png" id="156" name="Picture"/>
-                          <pic:cNvPicPr>
-                            <a:picLocks noChangeArrowheads="1" noChangeAspect="1"/>
-                          </pic:cNvPicPr>
-                        </pic:nvPicPr>
-                        <pic:blipFill>
-                          <a:blip r:embed="rId9"/>
-                          <a:stretch>
-                            <a:fillRect/>
-                          </a:stretch>
-                        </pic:blipFill>
-                        <pic:spPr bwMode="auto">
-                          <a:xfrm>
-                            <a:off x="0" y="0"/>
-                            <a:ext cx="152400" cy="152400"/>
-                          </a:xfrm>
-                          <a:prstGeom prst="rect">
-                            <a:avLst/>
-                          </a:prstGeom>
-                          <a:noFill/>
-                          <a:ln w="9525">
-                            <a:noFill/>
-                            <a:headEnd/>
-                            <a:tailEnd/>
-                          </a:ln>
-                        </pic:spPr>
-                      </pic:pic>
-                    </a:graphicData>
-                  </a:graphic>
-                </wp:inline>
-              </w:drawing>
-            </w:r>
-            <w:r>
-              <w:t xml:space="preserve"> </w:t>
-            </w:r>
-            <w:r>
-              <w:t xml:space="preserve"> </w:t>
-            </w:r>
-            <w:r>
-              <w:t xml:space="preserve">Note</w:t>
-            </w:r>
-          </w:p>
-        </w:tc>
-      </w:tr>
-      <w:tr>
-        <w:trPr>
-          <w:cantSplit/>
-        </w:trPr>
-        <w:tc>
-          <w:tcPr>
-            <w:tcMar>
-              <w:top w:w="108" w:type="dxa"/>
-              <w:bottom w:w="108" w:type="dxa"/>
-            </w:tcMar>
-          </w:tcPr>
-          <w:p>
-            <w:pPr>
-              <w:pStyle w:val="BodyText"/>
-            </w:pPr>
-            <w:pPr>
-              <w:spacing w:before="16"/>
-            </w:pPr>
-            <w:r>
-              <w:rPr>
-                <w:b/>
-                <w:bCs/>
-              </w:rPr>
-              <w:t xml:space="preserve">📊 Coming from Excel?</w:t>
-            </w:r>
-          </w:p>
-          <w:p>
-            <w:pPr>
-              <w:pStyle w:val="BodyText"/>
-            </w:pPr>
-            <w:pPr>
-              <w:spacing w:after="16"/>
-            </w:pPr>
-            <w:r>
-              <w:t xml:space="preserve">In Excel you fix errors by clicking around. In R you fix them by</w:t>
-            </w:r>
-            <w:r>
-              <w:t xml:space="preserve"> </w:t>
-            </w:r>
-            <w:r>
-              <w:rPr>
-                <w:b/>
-                <w:bCs/>
-              </w:rPr>
-              <w:t xml:space="preserve">reading the message</w:t>
-            </w:r>
-            <w:r>
-              <w:t xml:space="preserve"> </w:t>
-            </w:r>
-            <w:r>
-              <w:t xml:space="preserve">and editing one line. Slower at first, far more powerful soon.</w:t>
-            </w:r>
-          </w:p>
-          <w:p/>
-        </w:tc>
-      </w:tr>
-    </w:tbl>
-    <w:bookmarkEnd w:id="157"/>
+    <w:bookmarkEnd w:id="155"/>
     <w:sectPr>
       <w:pgSz w:h="15840" w:w="12240"/>
       <w:pgMar w:bottom="1440" w:footer="720" w:gutter="0" w:header="720" w:left="1440" w:right="1440" w:top="1440"/>

--- a/docs/content/meeting_r/meeting_r_lecture.docx
+++ b/docs/content/meeting_r/meeting_r_lecture.docx
@@ -14853,7 +14853,6 @@
         <w:bottom w:color="FF0000" w:space="1" w:sz="8" w:val="single"/>
         <w:right w:color="FF0000" w:space="4" w:sz="8" w:val="single"/>
       </w:pBdr>
-      <w:shd w:color="auto" w:fill="auto" w:val="pct15"/>
       <w:spacing w:after="120" w:before="120"/>
       <w:ind w:left="432" w:right="432"/>
     </w:pPr>
@@ -14874,7 +14873,6 @@
         <w:bottom w:color="auto" w:space="1" w:sz="8" w:val="single"/>
         <w:right w:color="auto" w:space="4" w:sz="8" w:val="single"/>
       </w:pBdr>
-      <w:shd w:color="auto" w:fill="auto" w:val="pct15"/>
       <w:spacing w:after="240" w:before="240"/>
       <w:ind w:left="432" w:right="432"/>
     </w:pPr>
@@ -14889,7 +14887,6 @@
     <w:qFormat/>
     <w:rsid w:val="00771E03"/>
     <w:pPr>
-      <w:shd w:color="auto" w:fill="auto" w:val="pct15"/>
       <w:spacing w:after="240" w:before="240"/>
       <w:ind w:left="432" w:right="432"/>
     </w:pPr>

--- a/docs/content/meeting_r/meeting_r_lecture.docx
+++ b/docs/content/meeting_r/meeting_r_lecture.docx
@@ -31,7 +31,7 @@
         <w:pStyle w:val="Date"/>
       </w:pPr>
       <w:r>
-        <w:t xml:space="preserve">2026-09-14</w:t>
+        <w:t xml:space="preserve">2026-09-21</w:t>
       </w:r>
     </w:p>
     <w:bookmarkStart w:id="12" w:name="where-we-left-off-lecture-01"/>

--- a/docs/content/meeting_r/meeting_r_lecture.docx
+++ b/docs/content/meeting_r/meeting_r_lecture.docx
@@ -31,7 +31,7 @@
         <w:pStyle w:val="Date"/>
       </w:pPr>
       <w:r>
-        <w:t xml:space="preserve">2026-09-21</w:t>
+        <w:t xml:space="preserve">2026-09-22</w:t>
       </w:r>
     </w:p>
     <w:bookmarkStart w:id="12" w:name="where-we-left-off-lecture-01"/>

--- a/docs/content/meeting_r/meeting_r_lecture.docx
+++ b/docs/content/meeting_r/meeting_r_lecture.docx
@@ -31,7 +31,7 @@
         <w:pStyle w:val="Date"/>
       </w:pPr>
       <w:r>
-        <w:t xml:space="preserve">2026-09-22</w:t>
+        <w:t xml:space="preserve">2026-09-23</w:t>
       </w:r>
     </w:p>
     <w:bookmarkStart w:id="12" w:name="where-we-left-off-lecture-01"/>

--- a/docs/content/meeting_r/meeting_r_lecture.docx
+++ b/docs/content/meeting_r/meeting_r_lecture.docx
@@ -14936,6 +14936,252 @@
       <w:spacing w:after="100"/>
     </w:pPr>
   </w:style>
+  <w:style w:styleId="BodyText" w:type="paragraph">
+    <w:name w:val="Body Text"/>
+    <w:basedOn w:val="Normal"/>
+    <w:link w:val="BodyTextChar"/>
+    <w:qFormat/>
+    <w:pPr>
+      <w:spacing w:after="180" w:before="180"/>
+    </w:pPr>
+  </w:style>
+  <w:style w:customStyle="1" w:styleId="FirstParagraph" w:type="paragraph">
+    <w:name w:val="First Paragraph"/>
+    <w:basedOn w:val="BodyText"/>
+    <w:next w:val="BodyText"/>
+    <w:qFormat/>
+  </w:style>
+  <w:style w:customStyle="1" w:styleId="Compact" w:type="paragraph">
+    <w:name w:val="Compact"/>
+    <w:basedOn w:val="BodyText"/>
+    <w:qFormat/>
+    <w:pPr>
+      <w:spacing w:after="36" w:before="36"/>
+    </w:pPr>
+  </w:style>
+  <w:style w:customStyle="1" w:styleId="Author" w:type="paragraph">
+    <w:name w:val="Author"/>
+    <w:basedOn w:val="Title"/>
+    <w:next w:val="BodyText"/>
+    <w:qFormat/>
+    <w:pPr>
+      <w:keepNext/>
+      <w:keepLines/>
+    </w:pPr>
+    <w:rPr>
+      <w:sz w:val="24"/>
+      <w:szCs w:val="24"/>
+    </w:rPr>
+  </w:style>
+  <w:style w:styleId="Date" w:type="paragraph">
+    <w:name w:val="Date"/>
+    <w:basedOn w:val="Title"/>
+    <w:next w:val="BodyText"/>
+    <w:qFormat/>
+    <w:pPr>
+      <w:keepNext/>
+      <w:keepLines/>
+    </w:pPr>
+    <w:rPr>
+      <w:sz w:val="24"/>
+      <w:szCs w:val="24"/>
+    </w:rPr>
+  </w:style>
+  <w:style w:customStyle="1" w:styleId="AbstractTitle" w:type="paragraph">
+    <w:name w:val="Abstract Title"/>
+    <w:basedOn w:val="Normal"/>
+    <w:next w:val="Abstract"/>
+    <w:qFormat/>
+    <w:pPr>
+      <w:keepNext/>
+      <w:keepLines/>
+      <w:spacing w:after="0" w:before="300"/>
+      <w:jc w:val="center"/>
+    </w:pPr>
+    <w:rPr>
+      <w:b/>
+      <w:sz w:val="20"/>
+      <w:szCs w:val="20"/>
+    </w:rPr>
+  </w:style>
+  <w:style w:customStyle="1" w:styleId="Abstract" w:type="paragraph">
+    <w:name w:val="Abstract"/>
+    <w:basedOn w:val="Normal"/>
+    <w:next w:val="BodyText"/>
+    <w:qFormat/>
+    <w:pPr>
+      <w:keepNext/>
+      <w:keepLines/>
+      <w:spacing w:after="300" w:before="100"/>
+    </w:pPr>
+    <w:rPr>
+      <w:sz w:val="20"/>
+      <w:szCs w:val="20"/>
+    </w:rPr>
+  </w:style>
+  <w:style w:styleId="Bibliography" w:type="paragraph">
+    <w:name w:val="Bibliography"/>
+    <w:basedOn w:val="Normal"/>
+    <w:next w:val="Bibliography"/>
+    <w:qFormat/>
+    <w:pPr/>
+    <w:rPr/>
+  </w:style>
+  <w:style w:styleId="BlockText" w:type="paragraph">
+    <w:name w:val="Block Text"/>
+    <w:basedOn w:val="BodyText"/>
+    <w:next w:val="BodyText"/>
+    <w:uiPriority w:val="9"/>
+    <w:unhideWhenUsed/>
+    <w:qFormat/>
+    <w:pPr>
+      <w:spacing w:after="100" w:before="100"/>
+      <w:ind w:firstLine="0" w:left="480" w:right="480"/>
+    </w:pPr>
+  </w:style>
+  <w:style w:styleId="FootnoteText" w:type="paragraph">
+    <w:name w:val="Footnote Text"/>
+    <w:basedOn w:val="Normal"/>
+    <w:next w:val="FootnoteText"/>
+    <w:uiPriority w:val="9"/>
+    <w:unhideWhenUsed/>
+    <w:qFormat/>
+  </w:style>
+  <w:style w:styleId="FootnoteBlockText" w:type="paragraph">
+    <w:name w:val="Footnote Block Text"/>
+    <w:basedOn w:val="FootnoteText"/>
+    <w:next w:val="FootnoteText"/>
+    <w:uiPriority w:val="9"/>
+    <w:unhideWhenUsed/>
+    <w:qFormat/>
+    <w:pPr>
+      <w:spacing w:after="100" w:before="100"/>
+      <w:ind w:firstLine="0" w:left="480" w:right="480"/>
+    </w:pPr>
+  </w:style>
+  <w:style w:styleId="Table" w:type="table">
+    <w:name w:val="Table"/>
+    <w:basedOn w:val="TableNormal"/>
+    <w:semiHidden/>
+    <w:unhideWhenUsed/>
+    <w:qFormat/>
+    <w:tblPr>
+      <w:tblInd w:type="dxa" w:w="0"/>
+      <w:tblCellMar>
+        <w:top w:type="dxa" w:w="0"/>
+        <w:left w:type="dxa" w:w="108"/>
+        <w:bottom w:type="dxa" w:w="0"/>
+        <w:right w:type="dxa" w:w="108"/>
+      </w:tblCellMar>
+    </w:tblPr>
+    <w:tblStylePr w:type="firstRow">
+      <w:tcPr>
+        <w:tcBorders>
+          <w:bottom w:val="single"/>
+        </w:tcBorders>
+        <w:vAlign w:val="bottom"/>
+      </w:tcPr>
+    </w:tblStylePr>
+  </w:style>
+  <w:style w:customStyle="1" w:styleId="DefinitionTerm" w:type="paragraph">
+    <w:name w:val="Definition Term"/>
+    <w:basedOn w:val="Normal"/>
+    <w:next w:val="Definition"/>
+    <w:pPr>
+      <w:keepNext/>
+      <w:keepLines/>
+      <w:spacing w:after="0"/>
+    </w:pPr>
+    <w:rPr>
+      <w:b/>
+    </w:rPr>
+  </w:style>
+  <w:style w:customStyle="1" w:styleId="Definition" w:type="paragraph">
+    <w:name w:val="Definition"/>
+    <w:basedOn w:val="Normal"/>
+  </w:style>
+  <w:style w:styleId="Caption" w:type="paragraph">
+    <w:name w:val="Caption"/>
+    <w:basedOn w:val="Normal"/>
+    <w:link w:val="BodyTextChar"/>
+    <w:pPr>
+      <w:spacing w:after="120" w:before="0"/>
+    </w:pPr>
+    <w:rPr>
+      <w:i/>
+    </w:rPr>
+  </w:style>
+  <w:style w:customStyle="1" w:styleId="TableCaption" w:type="paragraph">
+    <w:name w:val="Table Caption"/>
+    <w:basedOn w:val="Caption"/>
+    <w:pPr>
+      <w:keepNext/>
+    </w:pPr>
+  </w:style>
+  <w:style w:customStyle="1" w:styleId="ImageCaption" w:type="paragraph">
+    <w:name w:val="Image Caption"/>
+    <w:basedOn w:val="Caption"/>
+  </w:style>
+  <w:style w:customStyle="1" w:styleId="Figure" w:type="paragraph">
+    <w:name w:val="Figure"/>
+    <w:basedOn w:val="Normal"/>
+  </w:style>
+  <w:style w:customStyle="1" w:styleId="CaptionedFigure" w:type="paragraph">
+    <w:name w:val="Captioned Figure"/>
+    <w:basedOn w:val="Figure"/>
+    <w:pPr>
+      <w:keepNext/>
+    </w:pPr>
+  </w:style>
+  <w:style w:customStyle="1" w:styleId="BodyTextChar" w:type="character">
+    <w:name w:val="Body Text Char"/>
+    <w:basedOn w:val="DefaultParagraphFont"/>
+    <w:link w:val="BodyText"/>
+  </w:style>
+  <w:style w:customStyle="1" w:styleId="VerbatimChar" w:type="character">
+    <w:name w:val="Verbatim Char"/>
+    <w:basedOn w:val="BodyTextChar"/>
+    <w:rPr>
+      <w:rFonts w:ascii="Consolas" w:hAnsi="Consolas"/>
+      <w:sz w:val="22"/>
+    </w:rPr>
+  </w:style>
+  <w:style w:customStyle="1" w:styleId="SectionNumber" w:type="character">
+    <w:name w:val="Section Number"/>
+    <w:basedOn w:val="BodyTextChar"/>
+  </w:style>
+  <w:style w:styleId="FootnoteReference" w:type="character">
+    <w:name w:val="Footnote Reference"/>
+    <w:basedOn w:val="BodyTextChar"/>
+    <w:rPr>
+      <w:vertAlign w:val="superscript"/>
+    </w:rPr>
+  </w:style>
+  <w:style w:styleId="Hyperlink" w:type="character">
+    <w:name w:val="Hyperlink"/>
+    <w:basedOn w:val="BodyTextChar"/>
+    <w:rPr>
+      <w:color w:themeColor="accent1" w:val="4F81BD"/>
+    </w:rPr>
+  </w:style>
+  <w:style w:styleId="TOCHeading" w:type="paragraph">
+    <w:name w:val="TOC Heading"/>
+    <w:basedOn w:val="Heading1"/>
+    <w:next w:val="BodyText"/>
+    <w:uiPriority w:val="39"/>
+    <w:unhideWhenUsed/>
+    <w:qFormat/>
+    <w:pPr>
+      <w:spacing w:before="240" w:line="259" w:lineRule="auto"/>
+      <w:outlineLvl w:val="9"/>
+    </w:pPr>
+    <w:rPr>
+      <w:rFonts w:asciiTheme="majorHAnsi" w:cstheme="majorBidi" w:eastAsiaTheme="majorEastAsia" w:hAnsiTheme="majorHAnsi"/>
+      <w:b w:val="0"/>
+      <w:bCs w:val="0"/>
+      <w:color w:themeColor="accent1" w:themeShade="BF" w:val="365F91"/>
+    </w:rPr>
+  </w:style>
   <w:style w:type="character" w:customStyle="1" w:styleId="KeywordTok">
     <w:name w:val="KeywordTok"/>
     <w:basedOn w:val="VerbatimChar"/>

--- a/docs/content/meeting_r/meeting_r_lecture.docx
+++ b/docs/content/meeting_r/meeting_r_lecture.docx
@@ -691,7 +691,7 @@
       <w:r>
         <w:drawing>
           <wp:inline>
-            <wp:extent cx="3268980" cy="3473291"/>
+            <wp:extent cx="3667125" cy="3896320"/>
             <wp:effectExtent b="0" l="0" r="0" t="0"/>
             <wp:docPr descr="Diagram showing ggplot’s layered construction: a data frame, then an aes() mapping, then a geom, stacked with + into a finished plot." title="" id="17" name="Picture"/>
             <a:graphic>
@@ -712,7 +712,7 @@
                   <pic:spPr bwMode="auto">
                     <a:xfrm>
                       <a:off x="0" y="0"/>
-                      <a:ext cx="3268980" cy="3473291"/>
+                      <a:ext cx="3667125" cy="3896320"/>
                     </a:xfrm>
                     <a:prstGeom prst="rect">
                       <a:avLst/>
@@ -1035,7 +1035,7 @@
       <w:r>
         <w:drawing>
           <wp:inline>
-            <wp:extent cx="3863340" cy="3686270"/>
+            <wp:extent cx="4333875" cy="4135239"/>
             <wp:effectExtent b="0" l="0" r="0" t="0"/>
             <wp:docPr descr="Screenshot of the Positron IDE welcome screen, showing its Console/Terminal, Variables, and Plots panes." title="" id="23" name="Picture"/>
             <a:graphic>
@@ -1056,7 +1056,7 @@
                   <pic:spPr bwMode="auto">
                     <a:xfrm>
                       <a:off x="0" y="0"/>
-                      <a:ext cx="3863340" cy="3686270"/>
+                      <a:ext cx="4333875" cy="4135239"/>
                     </a:xfrm>
                     <a:prstGeom prst="rect">
                       <a:avLst/>
@@ -2037,7 +2037,7 @@
       <w:r>
         <w:drawing>
           <wp:inline>
-            <wp:extent cx="3863340" cy="3686270"/>
+            <wp:extent cx="4333875" cy="4135239"/>
             <wp:effectExtent b="0" l="0" r="0" t="0"/>
             <wp:docPr descr="Screenshot of the Positron IDE with its Editor, Console/Terminal, Variables, and Plots panes visible." title="" id="36" name="Picture"/>
             <a:graphic>
@@ -2058,7 +2058,7 @@
                   <pic:spPr bwMode="auto">
                     <a:xfrm>
                       <a:off x="0" y="0"/>
-                      <a:ext cx="3863340" cy="3686270"/>
+                      <a:ext cx="4333875" cy="4135239"/>
                     </a:xfrm>
                     <a:prstGeom prst="rect">
                       <a:avLst/>
@@ -2976,7 +2976,7 @@
       <w:r>
         <w:drawing>
           <wp:inline>
-            <wp:extent cx="3268980" cy="2640084"/>
+            <wp:extent cx="3667125" cy="2961633"/>
             <wp:effectExtent b="0" l="0" r="0" t="0"/>
             <wp:docPr descr="Diagram of the assignment operator: an arrow from a value (7) on the right pointing left into a name (x), with the environment then showing x storing 7." title="" id="49" name="Picture"/>
             <a:graphic>
@@ -2997,7 +2997,7 @@
                   <pic:spPr bwMode="auto">
                     <a:xfrm>
                       <a:off x="0" y="0"/>
-                      <a:ext cx="3268980" cy="2640084"/>
+                      <a:ext cx="3667125" cy="2961633"/>
                     </a:xfrm>
                     <a:prstGeom prst="rect">
                       <a:avLst/>
@@ -5013,7 +5013,7 @@
       <w:r>
         <w:drawing>
           <wp:inline>
-            <wp:extent cx="3268980" cy="2515582"/>
+            <wp:extent cx="3667125" cy="2821967"/>
             <wp:effectExtent b="0" l="0" r="0" t="0"/>
             <wp:docPr descr="Diagram labeling the parts of round(3.14159, digits = 2): the function name, the argument (the input value), and a named option, with the returned result shown below." title="" id="67" name="Picture"/>
             <a:graphic>
@@ -5034,7 +5034,7 @@
                   <pic:spPr bwMode="auto">
                     <a:xfrm>
                       <a:off x="0" y="0"/>
-                      <a:ext cx="3268980" cy="2515582"/>
+                      <a:ext cx="3667125" cy="2821967"/>
                     </a:xfrm>
                     <a:prstGeom prst="rect">
                       <a:avLst/>
@@ -6200,7 +6200,7 @@
       <w:r>
         <w:drawing>
           <wp:inline>
-            <wp:extent cx="3268980" cy="2640084"/>
+            <wp:extent cx="3667125" cy="2961633"/>
             <wp:effectExtent b="0" l="0" r="0" t="0"/>
             <wp:docPr descr="Diagram of R data types: a vector mixing numbers and a string all coercing to character, and a coercion ladder from logical up through integer, numeric, to character." title="" id="78" name="Picture"/>
             <a:graphic>
@@ -6221,7 +6221,7 @@
                   <pic:spPr bwMode="auto">
                     <a:xfrm>
                       <a:off x="0" y="0"/>
-                      <a:ext cx="3268980" cy="2640084"/>
+                      <a:ext cx="3667125" cy="2961633"/>
                     </a:xfrm>
                     <a:prstGeom prst="rect">
                       <a:avLst/>
@@ -6621,7 +6621,7 @@
       <w:r>
         <w:drawing>
           <wp:inline>
-            <wp:extent cx="3863340" cy="3020917"/>
+            <wp:extent cx="4333875" cy="3388849"/>
             <wp:effectExtent b="0" l="0" r="0" t="0"/>
             <wp:docPr descr="Screenshot of the Positron editor pane with a script file open above the Terminal, and the Explorer, Variables, and Plots panes visible." title="" id="84" name="Picture"/>
             <a:graphic>
@@ -6642,7 +6642,7 @@
                   <pic:spPr bwMode="auto">
                     <a:xfrm>
                       <a:off x="0" y="0"/>
-                      <a:ext cx="3863340" cy="3020917"/>
+                      <a:ext cx="4333875" cy="3388849"/>
                     </a:xfrm>
                     <a:prstGeom prst="rect">
                       <a:avLst/>
@@ -8537,7 +8537,7 @@
       <w:r>
         <w:drawing>
           <wp:inline>
-            <wp:extent cx="3268980" cy="2640084"/>
+            <wp:extent cx="3667125" cy="2961633"/>
             <wp:effectExtent b="0" l="0" r="0" t="0"/>
             <wp:docPr descr="Diagram of a data frame as columns of vectors: a shade column (character), mass_g column (numeric), and petiole_mm column (numeric), with rows lining up across columns." title="" id="104" name="Picture"/>
             <a:graphic>
@@ -8558,7 +8558,7 @@
                   <pic:spPr bwMode="auto">
                     <a:xfrm>
                       <a:off x="0" y="0"/>
-                      <a:ext cx="3268980" cy="2640084"/>
+                      <a:ext cx="3667125" cy="2961633"/>
                     </a:xfrm>
                     <a:prstGeom prst="rect">
                       <a:avLst/>
@@ -9670,7 +9670,7 @@
       <w:r>
         <w:drawing>
           <wp:inline>
-            <wp:extent cx="3268980" cy="2640084"/>
+            <wp:extent cx="3667125" cy="2961633"/>
             <wp:effectExtent b="0" l="0" r="0" t="0"/>
             <wp:docPr descr="Diagram of the pipe operator: tree_df flows down into filter(shade == “sunny”), then flows down into summary(), read as “take tree_df, then filter, then summarise.”" title="" id="117" name="Picture"/>
             <a:graphic>
@@ -9691,7 +9691,7 @@
                   <pic:spPr bwMode="auto">
                     <a:xfrm>
                       <a:off x="0" y="0"/>
-                      <a:ext cx="3268980" cy="2640084"/>
+                      <a:ext cx="3667125" cy="2961633"/>
                     </a:xfrm>
                     <a:prstGeom prst="rect">
                       <a:avLst/>
@@ -10573,7 +10573,7 @@
       <w:r>
         <w:drawing>
           <wp:inline>
-            <wp:extent cx="3268980" cy="3473291"/>
+            <wp:extent cx="3667125" cy="3896320"/>
             <wp:effectExtent b="0" l="0" r="0" t="0"/>
             <wp:docPr descr="Diagram showing ggplot’s layered construction: a data frame, then an aes() mapping, then a geom, stacked with + into a finished plot — reused here for building your first plot." title="" id="126" name="Picture"/>
             <a:graphic>
@@ -10594,7 +10594,7 @@
                   <pic:spPr bwMode="auto">
                     <a:xfrm>
                       <a:off x="0" y="0"/>
-                      <a:ext cx="3268980" cy="3473291"/>
+                      <a:ext cx="3667125" cy="3896320"/>
                     </a:xfrm>
                     <a:prstGeom prst="rect">
                       <a:avLst/>
@@ -11881,7 +11881,7 @@
             <w:r>
               <w:drawing>
                 <wp:inline>
-                  <wp:extent cx="3268980" cy="2510758"/>
+                  <wp:extent cx="3667125" cy="2816555"/>
                   <wp:effectExtent b="0" l="0" r="0" t="0"/>
                   <wp:docPr descr="Screenshot of the Save Plot dialog in Positron’s Plots pane, with the leaf mass boxplot ready to save as a PNG." title="" id="138" name="Picture"/>
                   <a:graphic>
@@ -11902,7 +11902,7 @@
                         <pic:spPr bwMode="auto">
                           <a:xfrm>
                             <a:off x="0" y="0"/>
-                            <a:ext cx="3268980" cy="2510758"/>
+                            <a:ext cx="3667125" cy="2816555"/>
                           </a:xfrm>
                           <a:prstGeom prst="rect">
                             <a:avLst/>
@@ -13496,7 +13496,7 @@
     <w:bookmarkEnd w:id="155"/>
     <w:sectPr>
       <w:pgSz w:h="15840" w:w="12240"/>
-      <w:pgMar w:bottom="1440" w:footer="720" w:gutter="0" w:header="720" w:left="1440" w:right="1440" w:top="1440"/>
+      <w:pgMar w:bottom="720" w:footer="432" w:gutter="0" w:header="432" w:left="720" w:right="1008" w:top="720"/>
       <w:cols w:space="720"/>
       <w:docGrid w:linePitch="360"/>
     </w:sectPr>
@@ -13935,7 +13935,11 @@
         <w14:ligatures w14:val="standardContextual"/>
       </w:rPr>
     </w:rPrDefault>
-    <w:pPrDefault/>
+    <w:pPrDefault>
+      <w:pPr>
+        <w:spacing w:after="0" w:before="0" w:line="240" w:lineRule="auto"/>
+      </w:pPr>
+    </w:pPrDefault>
   </w:docDefaults>
   <w:latentStyles w:count="376" w:defLockedState="0" w:defQFormat="0" w:defSemiHidden="0" w:defUIPriority="99" w:defUnhideWhenUsed="0">
     <w:lsdException w:name="Normal" w:qFormat="1" w:uiPriority="0"/>
@@ -14735,7 +14739,7 @@
     <w:qFormat/>
     <w:rsid w:val="00AF5CF1"/>
     <w:pPr>
-      <w:spacing w:after="160" w:before="160"/>
+      <w:spacing w:after="0" w:before="0"/>
       <w:jc w:val="center"/>
     </w:pPr>
     <w:rPr>
@@ -14853,7 +14857,7 @@
         <w:bottom w:color="FF0000" w:space="1" w:sz="8" w:val="single"/>
         <w:right w:color="FF0000" w:space="4" w:sz="8" w:val="single"/>
       </w:pBdr>
-      <w:spacing w:after="120" w:before="120"/>
+      <w:spacing w:after="40" w:before="40"/>
       <w:ind w:left="432" w:right="432"/>
     </w:pPr>
     <w:rPr>
@@ -14873,7 +14877,7 @@
         <w:bottom w:color="auto" w:space="1" w:sz="8" w:val="single"/>
         <w:right w:color="auto" w:space="4" w:sz="8" w:val="single"/>
       </w:pBdr>
-      <w:spacing w:after="240" w:before="240"/>
+      <w:spacing w:after="40" w:before="40"/>
       <w:ind w:left="432" w:right="432"/>
     </w:pPr>
     <w:rPr>
@@ -14887,7 +14891,7 @@
     <w:qFormat/>
     <w:rsid w:val="00771E03"/>
     <w:pPr>
-      <w:spacing w:after="240" w:before="240"/>
+      <w:spacing w:after="40" w:before="40"/>
       <w:ind w:left="432" w:right="432"/>
     </w:pPr>
     <w:rPr>
@@ -14933,7 +14937,7 @@
     <w:unhideWhenUsed/>
     <w:rsid w:val="00322D32"/>
     <w:pPr>
-      <w:spacing w:after="100"/>
+      <w:spacing w:after="0" w:before="0"/>
     </w:pPr>
   </w:style>
   <w:style w:styleId="BodyText" w:type="paragraph">
@@ -14942,7 +14946,7 @@
     <w:link w:val="BodyTextChar"/>
     <w:qFormat/>
     <w:pPr>
-      <w:spacing w:after="180" w:before="180"/>
+      <w:spacing w:after="0" w:before="0"/>
     </w:pPr>
   </w:style>
   <w:style w:customStyle="1" w:styleId="FirstParagraph" w:type="paragraph">
@@ -14950,13 +14954,16 @@
     <w:basedOn w:val="BodyText"/>
     <w:next w:val="BodyText"/>
     <w:qFormat/>
+    <w:pPr>
+      <w:spacing w:after="0" w:before="0"/>
+    </w:pPr>
   </w:style>
   <w:style w:customStyle="1" w:styleId="Compact" w:type="paragraph">
     <w:name w:val="Compact"/>
     <w:basedOn w:val="BodyText"/>
     <w:qFormat/>
     <w:pPr>
-      <w:spacing w:after="36" w:before="36"/>
+      <w:spacing w:after="0" w:before="0"/>
     </w:pPr>
   </w:style>
   <w:style w:customStyle="1" w:styleId="Author" w:type="paragraph">
@@ -15035,7 +15042,7 @@
     <w:unhideWhenUsed/>
     <w:qFormat/>
     <w:pPr>
-      <w:spacing w:after="100" w:before="100"/>
+      <w:spacing w:after="0" w:before="0"/>
       <w:ind w:firstLine="0" w:left="480" w:right="480"/>
     </w:pPr>
   </w:style>
@@ -15105,7 +15112,7 @@
     <w:basedOn w:val="Normal"/>
     <w:link w:val="BodyTextChar"/>
     <w:pPr>
-      <w:spacing w:after="120" w:before="0"/>
+      <w:spacing w:after="0" w:before="0"/>
     </w:pPr>
     <w:rPr>
       <w:i/>
@@ -15115,21 +15122,29 @@
     <w:name w:val="Table Caption"/>
     <w:basedOn w:val="Caption"/>
     <w:pPr>
+      <w:spacing w:after="0" w:before="0"/>
       <w:keepNext/>
     </w:pPr>
   </w:style>
   <w:style w:customStyle="1" w:styleId="ImageCaption" w:type="paragraph">
     <w:name w:val="Image Caption"/>
     <w:basedOn w:val="Caption"/>
+    <w:pPr>
+      <w:spacing w:after="0" w:before="0"/>
+    </w:pPr>
   </w:style>
   <w:style w:customStyle="1" w:styleId="Figure" w:type="paragraph">
     <w:name w:val="Figure"/>
     <w:basedOn w:val="Normal"/>
+    <w:pPr>
+      <w:spacing w:after="0" w:before="0"/>
+    </w:pPr>
   </w:style>
   <w:style w:customStyle="1" w:styleId="CaptionedFigure" w:type="paragraph">
     <w:name w:val="Captioned Figure"/>
     <w:basedOn w:val="Figure"/>
     <w:pPr>
+      <w:spacing w:after="0" w:before="0"/>
       <w:keepNext/>
     </w:pPr>
   </w:style>
@@ -15142,8 +15157,8 @@
     <w:name w:val="Verbatim Char"/>
     <w:basedOn w:val="BodyTextChar"/>
     <w:rPr>
-      <w:rFonts w:ascii="Consolas" w:hAnsi="Consolas"/>
-      <w:sz w:val="22"/>
+      <w:rFonts w:ascii="Courier New" w:cs="Courier New" w:hAnsi="Courier New"/>
+      <w:sz w:val="20"/>
     </w:rPr>
   </w:style>
   <w:style w:customStyle="1" w:styleId="SectionNumber" w:type="character">

--- a/docs/content/meeting_r/meeting_r_lecture.docx
+++ b/docs/content/meeting_r/meeting_r_lecture.docx
@@ -7349,10 +7349,13 @@
         <w:t xml:space="preserve">&lt;-</w:t>
       </w:r>
       <w:r>
-        <w:rPr>
-          <w:rStyle w:val="NormalTok"/>
-        </w:rPr>
-        <w:t xml:space="preserve"> </w:t>
+        <w:br/>
+      </w:r>
+      <w:r>
+        <w:rPr>
+          <w:rStyle w:val="NormalTok"/>
+        </w:rPr>
+        <w:t xml:space="preserve">  </w:t>
       </w:r>
       <w:r>
         <w:rPr>
@@ -8719,7 +8722,22 @@
         <w:rPr>
           <w:rStyle w:val="CommentTok"/>
         </w:rPr>
-        <w:t xml:space="preserve"># one line per column: name, type, first values</w:t>
+        <w:t xml:space="preserve"># one line per column:</w:t>
+      </w:r>
+      <w:r>
+        <w:br/>
+      </w:r>
+      <w:r>
+        <w:rPr>
+          <w:rStyle w:val="NormalTok"/>
+        </w:rPr>
+        <w:t xml:space="preserve">                   </w:t>
+      </w:r>
+      <w:r>
+        <w:rPr>
+          <w:rStyle w:val="CommentTok"/>
+        </w:rPr>
+        <w:t xml:space="preserve"># name, type, first values</w:t>
       </w:r>
       <w:r>
         <w:br/>

--- a/docs/content/meeting_r/meeting_r_lecture.docx
+++ b/docs/content/meeting_r/meeting_r_lecture.docx
@@ -31,7 +31,7 @@
         <w:pStyle w:val="Date"/>
       </w:pPr>
       <w:r>
-        <w:t xml:space="preserve">2026-09-23</w:t>
+        <w:t xml:space="preserve">2026-09-24</w:t>
       </w:r>
     </w:p>
     <w:bookmarkStart w:id="12" w:name="where-we-left-off-lecture-01"/>

--- a/docs/content/meeting_r/meeting_r_lecture.docx
+++ b/docs/content/meeting_r/meeting_r_lecture.docx
@@ -31,7 +31,7 @@
         <w:pStyle w:val="Date"/>
       </w:pPr>
       <w:r>
-        <w:t xml:space="preserve">2026-09-24</w:t>
+        <w:t xml:space="preserve">2026-09-29</w:t>
       </w:r>
     </w:p>
     <w:bookmarkStart w:id="12" w:name="where-we-left-off-lecture-01"/>

--- a/docs/content/meeting_r/meeting_r_lecture.docx
+++ b/docs/content/meeting_r/meeting_r_lecture.docx
@@ -31,7 +31,7 @@
         <w:pStyle w:val="Date"/>
       </w:pPr>
       <w:r>
-        <w:t xml:space="preserve">2026-09-29</w:t>
+        <w:t xml:space="preserve">2026-10-01</w:t>
       </w:r>
     </w:p>
     <w:bookmarkStart w:id="12" w:name="where-we-left-off-lecture-01"/>

--- a/docs/content/meeting_r/meeting_r_lecture.docx
+++ b/docs/content/meeting_r/meeting_r_lecture.docx
@@ -31,7 +31,7 @@
         <w:pStyle w:val="Date"/>
       </w:pPr>
       <w:r>
-        <w:t xml:space="preserve">2026-10-01</w:t>
+        <w:t xml:space="preserve">2026-10-05</w:t>
       </w:r>
     </w:p>
     <w:bookmarkStart w:id="12" w:name="where-we-left-off-lecture-01"/>
@@ -237,7 +237,7 @@
                     <a:graphicData uri="http://schemas.openxmlformats.org/drawingml/2006/picture">
                       <pic:pic>
                         <pic:nvPicPr>
-                          <pic:cNvPr descr="/Applications/Positron.app/Contents/Resources/app/quarto/share/formats/docx/note.png" id="11" name="Picture"/>
+                          <pic:cNvPr descr="/opt/quarto/share/formats/docx/note.png" id="11" name="Picture"/>
                           <pic:cNvPicPr>
                             <a:picLocks noChangeArrowheads="1" noChangeAspect="1"/>
                           </pic:cNvPicPr>
@@ -583,7 +583,7 @@
                     <a:graphicData uri="http://schemas.openxmlformats.org/drawingml/2006/picture">
                       <pic:pic>
                         <pic:nvPicPr>
-                          <pic:cNvPr descr="/Applications/Positron.app/Contents/Resources/app/quarto/share/formats/docx/tip.png" id="15" name="Picture"/>
+                          <pic:cNvPr descr="/opt/quarto/share/formats/docx/tip.png" id="15" name="Picture"/>
                           <pic:cNvPicPr>
                             <a:picLocks noChangeArrowheads="1" noChangeAspect="1"/>
                           </pic:cNvPicPr>
@@ -686,14 +686,14 @@
     </w:tbl>
     <w:p>
       <w:pPr>
-        <w:pStyle w:val="CaptionedFigure"/>
+        <w:pStyle w:val="BodyText"/>
       </w:pPr>
       <w:r>
         <w:drawing>
           <wp:inline>
             <wp:extent cx="3667125" cy="3896320"/>
             <wp:effectExtent b="0" l="0" r="0" t="0"/>
-            <wp:docPr descr="Diagram showing ggplot’s layered construction: a data frame, then an aes() mapping, then a geom, stacked with + into a finished plot." title="" id="17" name="Picture"/>
+            <wp:docPr descr="" title="" id="17" name="Picture"/>
             <a:graphic>
               <a:graphicData uri="http://schemas.openxmlformats.org/drawingml/2006/picture">
                 <pic:pic>
@@ -731,14 +731,6 @@
         </w:drawing>
       </w:r>
     </w:p>
-    <w:p>
-      <w:pPr>
-        <w:pStyle w:val="ImageCaption"/>
-      </w:pPr>
-      <w:r>
-        <w:t xml:space="preserve">Diagram showing ggplot’s layered construction: a data frame, then an aes() mapping, then a geom, stacked with + into a finished plot.</w:t>
-      </w:r>
-    </w:p>
     <w:bookmarkEnd w:id="19"/>
     <w:bookmarkStart w:id="26" w:name="part-1-setting-up"/>
     <w:p>
@@ -920,7 +912,7 @@
                     <a:graphicData uri="http://schemas.openxmlformats.org/drawingml/2006/picture">
                       <pic:pic>
                         <pic:nvPicPr>
-                          <pic:cNvPr descr="/Applications/Positron.app/Contents/Resources/app/quarto/share/formats/docx/note.png" id="21" name="Picture"/>
+                          <pic:cNvPr descr="/opt/quarto/share/formats/docx/note.png" id="21" name="Picture"/>
                           <pic:cNvPicPr>
                             <a:picLocks noChangeArrowheads="1" noChangeAspect="1"/>
                           </pic:cNvPicPr>
@@ -1030,14 +1022,14 @@
     </w:tbl>
     <w:p>
       <w:pPr>
-        <w:pStyle w:val="CaptionedFigure"/>
+        <w:pStyle w:val="BodyText"/>
       </w:pPr>
       <w:r>
         <w:drawing>
           <wp:inline>
             <wp:extent cx="4333875" cy="4135239"/>
             <wp:effectExtent b="0" l="0" r="0" t="0"/>
-            <wp:docPr descr="Screenshot of the Positron IDE welcome screen, showing its Console/Terminal, Variables, and Plots panes." title="" id="23" name="Picture"/>
+            <wp:docPr descr="" title="" id="23" name="Picture"/>
             <a:graphic>
               <a:graphicData uri="http://schemas.openxmlformats.org/drawingml/2006/picture">
                 <pic:pic>
@@ -1075,14 +1067,6 @@
         </w:drawing>
       </w:r>
     </w:p>
-    <w:p>
-      <w:pPr>
-        <w:pStyle w:val="ImageCaption"/>
-      </w:pPr>
-      <w:r>
-        <w:t xml:space="preserve">Screenshot of the Positron IDE welcome screen, showing its Console/Terminal, Variables, and Plots panes.</w:t>
-      </w:r>
-    </w:p>
     <w:bookmarkEnd w:id="25"/>
     <w:bookmarkEnd w:id="26"/>
     <w:bookmarkStart w:id="33" w:name="organize-the-project-before-you-code"/>
@@ -1286,7 +1270,7 @@
                     <a:graphicData uri="http://schemas.openxmlformats.org/drawingml/2006/picture">
                       <pic:pic>
                         <pic:nvPicPr>
-                          <pic:cNvPr descr="/Applications/Positron.app/Contents/Resources/app/quarto/share/formats/docx/note.png" id="28" name="Picture"/>
+                          <pic:cNvPr descr="/opt/quarto/share/formats/docx/note.png" id="28" name="Picture"/>
                           <pic:cNvPicPr>
                             <a:picLocks noChangeArrowheads="1" noChangeAspect="1"/>
                           </pic:cNvPicPr>
@@ -1437,7 +1421,7 @@
                     <a:graphicData uri="http://schemas.openxmlformats.org/drawingml/2006/picture">
                       <pic:pic>
                         <pic:nvPicPr>
-                          <pic:cNvPr descr="/Applications/Positron.app/Contents/Resources/app/quarto/share/formats/docx/note.png" id="30" name="Picture"/>
+                          <pic:cNvPr descr="/opt/quarto/share/formats/docx/note.png" id="30" name="Picture"/>
                           <pic:cNvPicPr>
                             <a:picLocks noChangeArrowheads="1" noChangeAspect="1"/>
                           </pic:cNvPicPr>
@@ -1587,7 +1571,7 @@
                     <a:graphicData uri="http://schemas.openxmlformats.org/drawingml/2006/picture">
                       <pic:pic>
                         <pic:nvPicPr>
-                          <pic:cNvPr descr="/Applications/Positron.app/Contents/Resources/app/quarto/share/formats/docx/note.png" id="32" name="Picture"/>
+                          <pic:cNvPr descr="/opt/quarto/share/formats/docx/note.png" id="32" name="Picture"/>
                           <pic:cNvPicPr>
                             <a:picLocks noChangeArrowheads="1" noChangeAspect="1"/>
                           </pic:cNvPicPr>
@@ -1916,7 +1900,7 @@
                     <a:graphicData uri="http://schemas.openxmlformats.org/drawingml/2006/picture">
                       <pic:pic>
                         <pic:nvPicPr>
-                          <pic:cNvPr descr="/Applications/Positron.app/Contents/Resources/app/quarto/share/formats/docx/tip.png" id="35" name="Picture"/>
+                          <pic:cNvPr descr="/opt/quarto/share/formats/docx/tip.png" id="35" name="Picture"/>
                           <pic:cNvPicPr>
                             <a:picLocks noChangeArrowheads="1" noChangeAspect="1"/>
                           </pic:cNvPicPr>
@@ -2032,14 +2016,14 @@
     </w:tbl>
     <w:p>
       <w:pPr>
-        <w:pStyle w:val="CaptionedFigure"/>
+        <w:pStyle w:val="FirstParagraph"/>
       </w:pPr>
       <w:r>
         <w:drawing>
           <wp:inline>
             <wp:extent cx="4333875" cy="4135239"/>
             <wp:effectExtent b="0" l="0" r="0" t="0"/>
-            <wp:docPr descr="Screenshot of the Positron IDE with its Editor, Console/Terminal, Variables, and Plots panes visible." title="" id="36" name="Picture"/>
+            <wp:docPr descr="" title="" id="36" name="Picture"/>
             <a:graphic>
               <a:graphicData uri="http://schemas.openxmlformats.org/drawingml/2006/picture">
                 <pic:pic>
@@ -2077,14 +2061,6 @@
         </w:drawing>
       </w:r>
     </w:p>
-    <w:p>
-      <w:pPr>
-        <w:pStyle w:val="ImageCaption"/>
-      </w:pPr>
-      <w:r>
-        <w:t xml:space="preserve">Screenshot of the Positron IDE with its Editor, Console/Terminal, Variables, and Plots panes visible.</w:t>
-      </w:r>
-    </w:p>
     <w:bookmarkEnd w:id="38"/>
     <w:bookmarkStart w:id="45" w:name="part-2-how-r-works"/>
     <w:p>
@@ -2295,7 +2271,7 @@
                     <a:graphicData uri="http://schemas.openxmlformats.org/drawingml/2006/picture">
                       <pic:pic>
                         <pic:nvPicPr>
-                          <pic:cNvPr descr="/Applications/Positron.app/Contents/Resources/app/quarto/share/formats/docx/warning.png" id="41" name="Picture"/>
+                          <pic:cNvPr descr="/opt/quarto/share/formats/docx/warning.png" id="41" name="Picture"/>
                           <pic:cNvPicPr>
                             <a:picLocks noChangeArrowheads="1" noChangeAspect="1"/>
                           </pic:cNvPicPr>
@@ -2470,7 +2446,7 @@
                     <a:graphicData uri="http://schemas.openxmlformats.org/drawingml/2006/picture">
                       <pic:pic>
                         <pic:nvPicPr>
-                          <pic:cNvPr descr="/Applications/Positron.app/Contents/Resources/app/quarto/share/formats/docx/note.png" id="43" name="Picture"/>
+                          <pic:cNvPr descr="/opt/quarto/share/formats/docx/note.png" id="43" name="Picture"/>
                           <pic:cNvPicPr>
                             <a:picLocks noChangeArrowheads="1" noChangeAspect="1"/>
                           </pic:cNvPicPr>
@@ -2850,7 +2826,7 @@
                     <a:graphicData uri="http://schemas.openxmlformats.org/drawingml/2006/picture">
                       <pic:pic>
                         <pic:nvPicPr>
-                          <pic:cNvPr descr="/Applications/Positron.app/Contents/Resources/app/quarto/share/formats/docx/note.png" id="47" name="Picture"/>
+                          <pic:cNvPr descr="/opt/quarto/share/formats/docx/note.png" id="47" name="Picture"/>
                           <pic:cNvPicPr>
                             <a:picLocks noChangeArrowheads="1" noChangeAspect="1"/>
                           </pic:cNvPicPr>
@@ -2971,14 +2947,14 @@
     </w:tbl>
     <w:p>
       <w:pPr>
-        <w:pStyle w:val="CaptionedFigure"/>
+        <w:pStyle w:val="BodyText"/>
       </w:pPr>
       <w:r>
         <w:drawing>
           <wp:inline>
             <wp:extent cx="3667125" cy="2961633"/>
             <wp:effectExtent b="0" l="0" r="0" t="0"/>
-            <wp:docPr descr="Diagram of the assignment operator: an arrow from a value (7) on the right pointing left into a name (x), with the environment then showing x storing 7." title="" id="49" name="Picture"/>
+            <wp:docPr descr="" title="" id="49" name="Picture"/>
             <a:graphic>
               <a:graphicData uri="http://schemas.openxmlformats.org/drawingml/2006/picture">
                 <pic:pic>
@@ -3016,14 +2992,6 @@
         </w:drawing>
       </w:r>
     </w:p>
-    <w:p>
-      <w:pPr>
-        <w:pStyle w:val="ImageCaption"/>
-      </w:pPr>
-      <w:r>
-        <w:t xml:space="preserve">Diagram of the assignment operator: an arrow from a value (7) on the right pointing left into a name (x), with the environment then showing x storing 7.</w:t>
-      </w:r>
-    </w:p>
     <w:bookmarkEnd w:id="51"/>
     <w:bookmarkStart w:id="58" w:name="naming-your-objects-well"/>
     <w:p>
@@ -3530,7 +3498,7 @@
                     <a:graphicData uri="http://schemas.openxmlformats.org/drawingml/2006/picture">
                       <pic:pic>
                         <pic:nvPicPr>
-                          <pic:cNvPr descr="/Applications/Positron.app/Contents/Resources/app/quarto/share/formats/docx/warning.png" id="53" name="Picture"/>
+                          <pic:cNvPr descr="/opt/quarto/share/formats/docx/warning.png" id="53" name="Picture"/>
                           <pic:cNvPicPr>
                             <a:picLocks noChangeArrowheads="1" noChangeAspect="1"/>
                           </pic:cNvPicPr>
@@ -3632,7 +3600,7 @@
               <w:t xml:space="preserve"> </w:t>
             </w:r>
             <w:r>
-              <w:t xml:space="preserve">are two</w:t>
+              <w:t xml:space="preserve">are</w:t>
             </w:r>
             <w:r>
               <w:t xml:space="preserve"> </w:t>
@@ -3648,7 +3616,7 @@
               <w:t xml:space="preserve"> </w:t>
             </w:r>
             <w:r>
-              <w:t xml:space="preserve">objects. Pick one style and stick with it. I</w:t>
+              <w:t xml:space="preserve">objects. I</w:t>
             </w:r>
             <w:r>
               <w:t xml:space="preserve"> </w:t>
@@ -3729,7 +3697,7 @@
                     <a:graphicData uri="http://schemas.openxmlformats.org/drawingml/2006/picture">
                       <pic:pic>
                         <pic:nvPicPr>
-                          <pic:cNvPr descr="/Applications/Positron.app/Contents/Resources/app/quarto/share/formats/docx/note.png" id="55" name="Picture"/>
+                          <pic:cNvPr descr="/opt/quarto/share/formats/docx/note.png" id="55" name="Picture"/>
                           <pic:cNvPicPr>
                             <a:picLocks noChangeArrowheads="1" noChangeAspect="1"/>
                           </pic:cNvPicPr>
@@ -3966,7 +3934,7 @@
                     <a:graphicData uri="http://schemas.openxmlformats.org/drawingml/2006/picture">
                       <pic:pic>
                         <pic:nvPicPr>
-                          <pic:cNvPr descr="/Applications/Positron.app/Contents/Resources/app/quarto/share/formats/docx/note.png" id="57" name="Picture"/>
+                          <pic:cNvPr descr="/opt/quarto/share/formats/docx/note.png" id="57" name="Picture"/>
                           <pic:cNvPicPr>
                             <a:picLocks noChangeArrowheads="1" noChangeAspect="1"/>
                           </pic:cNvPicPr>
@@ -4044,7 +4012,7 @@
               <w:spacing w:after="16"/>
             </w:pPr>
             <w:r>
-              <w:t xml:space="preserve">R for Data Science (2e), Ch. 2 —</w:t>
+              <w:t xml:space="preserve">R for Data Science (2e), Ch. 2</w:t>
             </w:r>
             <w:r>
               <w:t xml:space="preserve"> </w:t>
@@ -4060,7 +4028,7 @@
               <w:t xml:space="preserve"> </w:t>
             </w:r>
             <w:r>
-              <w:t xml:space="preserve">(naming, calling functions) and Ch. 4 —</w:t>
+              <w:t xml:space="preserve">and Ch. 4</w:t>
             </w:r>
             <w:r>
               <w:t xml:space="preserve"> </w:t>
@@ -4073,10 +4041,7 @@
               <w:t xml:space="preserve">Workflow: code style</w:t>
             </w:r>
             <w:r>
-              <w:t xml:space="preserve"> </w:t>
-            </w:r>
-            <w:r>
-              <w:t xml:space="preserve">(spacing, pipes). Short chapters — worth reading both.</w:t>
+              <w:t xml:space="preserve">. Short — read both.</w:t>
             </w:r>
           </w:p>
           <w:p/>
@@ -4327,7 +4292,7 @@
                     <a:graphicData uri="http://schemas.openxmlformats.org/drawingml/2006/picture">
                       <pic:pic>
                         <pic:nvPicPr>
-                          <pic:cNvPr descr="/Applications/Positron.app/Contents/Resources/app/quarto/share/formats/docx/note.png" id="60" name="Picture"/>
+                          <pic:cNvPr descr="/opt/quarto/share/formats/docx/note.png" id="60" name="Picture"/>
                           <pic:cNvPicPr>
                             <a:picLocks noChangeArrowheads="1" noChangeAspect="1"/>
                           </pic:cNvPicPr>
@@ -4474,7 +4439,7 @@
                     <a:graphicData uri="http://schemas.openxmlformats.org/drawingml/2006/picture">
                       <pic:pic>
                         <pic:nvPicPr>
-                          <pic:cNvPr descr="/Applications/Positron.app/Contents/Resources/app/quarto/share/formats/docx/note.png" id="62" name="Picture"/>
+                          <pic:cNvPr descr="/opt/quarto/share/formats/docx/note.png" id="62" name="Picture"/>
                           <pic:cNvPicPr>
                             <a:picLocks noChangeArrowheads="1" noChangeAspect="1"/>
                           </pic:cNvPicPr>
@@ -4899,7 +4864,7 @@
                     <a:graphicData uri="http://schemas.openxmlformats.org/drawingml/2006/picture">
                       <pic:pic>
                         <pic:nvPicPr>
-                          <pic:cNvPr descr="/Applications/Positron.app/Contents/Resources/app/quarto/share/formats/docx/note.png" id="65" name="Picture"/>
+                          <pic:cNvPr descr="/opt/quarto/share/formats/docx/note.png" id="65" name="Picture"/>
                           <pic:cNvPicPr>
                             <a:picLocks noChangeArrowheads="1" noChangeAspect="1"/>
                           </pic:cNvPicPr>
@@ -5008,14 +4973,14 @@
     </w:tbl>
     <w:p>
       <w:pPr>
-        <w:pStyle w:val="CaptionedFigure"/>
+        <w:pStyle w:val="BodyText"/>
       </w:pPr>
       <w:r>
         <w:drawing>
           <wp:inline>
-            <wp:extent cx="3667125" cy="2821967"/>
+            <wp:extent cx="6334125" cy="4874307"/>
             <wp:effectExtent b="0" l="0" r="0" t="0"/>
-            <wp:docPr descr="Diagram labeling the parts of round(3.14159, digits = 2): the function name, the argument (the input value), and a named option, with the returned result shown below." title="" id="67" name="Picture"/>
+            <wp:docPr descr="" title="" id="67" name="Picture"/>
             <a:graphic>
               <a:graphicData uri="http://schemas.openxmlformats.org/drawingml/2006/picture">
                 <pic:pic>
@@ -5034,7 +4999,7 @@
                   <pic:spPr bwMode="auto">
                     <a:xfrm>
                       <a:off x="0" y="0"/>
-                      <a:ext cx="3667125" cy="2821967"/>
+                      <a:ext cx="6334125" cy="4874307"/>
                     </a:xfrm>
                     <a:prstGeom prst="rect">
                       <a:avLst/>
@@ -5051,14 +5016,6 @@
             </a:graphic>
           </wp:inline>
         </w:drawing>
-      </w:r>
-    </w:p>
-    <w:p>
-      <w:pPr>
-        <w:pStyle w:val="ImageCaption"/>
-      </w:pPr>
-      <w:r>
-        <w:t xml:space="preserve">Diagram labeling the parts of round(3.14159, digits = 2): the function name, the argument (the input value), and a named option, with the returned result shown below.</w:t>
       </w:r>
     </w:p>
     <w:bookmarkEnd w:id="69"/>
@@ -5387,7 +5344,7 @@
                     <a:graphicData uri="http://schemas.openxmlformats.org/drawingml/2006/picture">
                       <pic:pic>
                         <pic:nvPicPr>
-                          <pic:cNvPr descr="/Applications/Positron.app/Contents/Resources/app/quarto/share/formats/docx/warning.png" id="71" name="Picture"/>
+                          <pic:cNvPr descr="/opt/quarto/share/formats/docx/warning.png" id="71" name="Picture"/>
                           <pic:cNvPicPr>
                             <a:picLocks noChangeArrowheads="1" noChangeAspect="1"/>
                           </pic:cNvPicPr>
@@ -5564,7 +5521,7 @@
                     <a:graphicData uri="http://schemas.openxmlformats.org/drawingml/2006/picture">
                       <pic:pic>
                         <pic:nvPicPr>
-                          <pic:cNvPr descr="/Applications/Positron.app/Contents/Resources/app/quarto/share/formats/docx/note.png" id="73" name="Picture"/>
+                          <pic:cNvPr descr="/opt/quarto/share/formats/docx/note.png" id="73" name="Picture"/>
                           <pic:cNvPicPr>
                             <a:picLocks noChangeArrowheads="1" noChangeAspect="1"/>
                           </pic:cNvPicPr>
@@ -6098,7 +6055,7 @@
                     <a:graphicData uri="http://schemas.openxmlformats.org/drawingml/2006/picture">
                       <pic:pic>
                         <pic:nvPicPr>
-                          <pic:cNvPr descr="/Applications/Positron.app/Contents/Resources/app/quarto/share/formats/docx/note.png" id="76" name="Picture"/>
+                          <pic:cNvPr descr="/opt/quarto/share/formats/docx/note.png" id="76" name="Picture"/>
                           <pic:cNvPicPr>
                             <a:picLocks noChangeArrowheads="1" noChangeAspect="1"/>
                           </pic:cNvPicPr>
@@ -6195,14 +6152,14 @@
     </w:tbl>
     <w:p>
       <w:pPr>
-        <w:pStyle w:val="CaptionedFigure"/>
+        <w:pStyle w:val="BodyText"/>
       </w:pPr>
       <w:r>
         <w:drawing>
           <wp:inline>
             <wp:extent cx="3667125" cy="2961633"/>
             <wp:effectExtent b="0" l="0" r="0" t="0"/>
-            <wp:docPr descr="Diagram of R data types: a vector mixing numbers and a string all coercing to character, and a coercion ladder from logical up through integer, numeric, to character." title="" id="78" name="Picture"/>
+            <wp:docPr descr="" title="" id="78" name="Picture"/>
             <a:graphic>
               <a:graphicData uri="http://schemas.openxmlformats.org/drawingml/2006/picture">
                 <pic:pic>
@@ -6240,14 +6197,6 @@
         </w:drawing>
       </w:r>
     </w:p>
-    <w:p>
-      <w:pPr>
-        <w:pStyle w:val="ImageCaption"/>
-      </w:pPr>
-      <w:r>
-        <w:t xml:space="preserve">Diagram of R data types: a vector mixing numbers and a string all coercing to character, and a coercion ladder from logical up through integer, numeric, to character.</w:t>
-      </w:r>
-    </w:p>
     <w:bookmarkEnd w:id="80"/>
     <w:bookmarkStart w:id="87" w:name="part-3-from-console-to-script"/>
     <w:p>
@@ -6516,7 +6465,7 @@
                     <a:graphicData uri="http://schemas.openxmlformats.org/drawingml/2006/picture">
                       <pic:pic>
                         <pic:nvPicPr>
-                          <pic:cNvPr descr="/Applications/Positron.app/Contents/Resources/app/quarto/share/formats/docx/note.png" id="82" name="Picture"/>
+                          <pic:cNvPr descr="/opt/quarto/share/formats/docx/note.png" id="82" name="Picture"/>
                           <pic:cNvPicPr>
                             <a:picLocks noChangeArrowheads="1" noChangeAspect="1"/>
                           </pic:cNvPicPr>
@@ -6616,14 +6565,14 @@
     </w:tbl>
     <w:p>
       <w:pPr>
-        <w:pStyle w:val="CaptionedFigure"/>
+        <w:pStyle w:val="FirstParagraph"/>
       </w:pPr>
       <w:r>
         <w:drawing>
           <wp:inline>
             <wp:extent cx="4333875" cy="3388849"/>
             <wp:effectExtent b="0" l="0" r="0" t="0"/>
-            <wp:docPr descr="Screenshot of the Positron editor pane with a script file open above the Terminal, and the Explorer, Variables, and Plots panes visible." title="" id="84" name="Picture"/>
+            <wp:docPr descr="" title="" id="84" name="Picture"/>
             <a:graphic>
               <a:graphicData uri="http://schemas.openxmlformats.org/drawingml/2006/picture">
                 <pic:pic>
@@ -6661,14 +6610,6 @@
         </w:drawing>
       </w:r>
     </w:p>
-    <w:p>
-      <w:pPr>
-        <w:pStyle w:val="ImageCaption"/>
-      </w:pPr>
-      <w:r>
-        <w:t xml:space="preserve">Screenshot of the Positron editor pane with a script file open above the Terminal, and the Explorer, Variables, and Plots panes visible.</w:t>
-      </w:r>
-    </w:p>
     <w:bookmarkEnd w:id="86"/>
     <w:bookmarkEnd w:id="87"/>
     <w:bookmarkStart w:id="92" w:name="packages-extending-what-r-can-do"/>
@@ -6934,7 +6875,7 @@
                     <a:graphicData uri="http://schemas.openxmlformats.org/drawingml/2006/picture">
                       <pic:pic>
                         <pic:nvPicPr>
-                          <pic:cNvPr descr="/Applications/Positron.app/Contents/Resources/app/quarto/share/formats/docx/warning.png" id="89" name="Picture"/>
+                          <pic:cNvPr descr="/opt/quarto/share/formats/docx/warning.png" id="89" name="Picture"/>
                           <pic:cNvPicPr>
                             <a:picLocks noChangeArrowheads="1" noChangeAspect="1"/>
                           </pic:cNvPicPr>
@@ -7115,7 +7056,7 @@
                     <a:graphicData uri="http://schemas.openxmlformats.org/drawingml/2006/picture">
                       <pic:pic>
                         <pic:nvPicPr>
-                          <pic:cNvPr descr="/Applications/Positron.app/Contents/Resources/app/quarto/share/formats/docx/note.png" id="91" name="Picture"/>
+                          <pic:cNvPr descr="/opt/quarto/share/formats/docx/note.png" id="91" name="Picture"/>
                           <pic:cNvPicPr>
                             <a:picLocks noChangeArrowheads="1" noChangeAspect="1"/>
                           </pic:cNvPicPr>
@@ -7539,7 +7480,7 @@
                     <a:graphicData uri="http://schemas.openxmlformats.org/drawingml/2006/picture">
                       <pic:pic>
                         <pic:nvPicPr>
-                          <pic:cNvPr descr="/Applications/Positron.app/Contents/Resources/app/quarto/share/formats/docx/note.png" id="94" name="Picture"/>
+                          <pic:cNvPr descr="/opt/quarto/share/formats/docx/note.png" id="94" name="Picture"/>
                           <pic:cNvPicPr>
                             <a:picLocks noChangeArrowheads="1" noChangeAspect="1"/>
                           </pic:cNvPicPr>
@@ -7806,7 +7747,7 @@
                     <a:graphicData uri="http://schemas.openxmlformats.org/drawingml/2006/picture">
                       <pic:pic>
                         <pic:nvPicPr>
-                          <pic:cNvPr descr="/Applications/Positron.app/Contents/Resources/app/quarto/share/formats/docx/note.png" id="96" name="Picture"/>
+                          <pic:cNvPr descr="/opt/quarto/share/formats/docx/note.png" id="96" name="Picture"/>
                           <pic:cNvPicPr>
                             <a:picLocks noChangeArrowheads="1" noChangeAspect="1"/>
                           </pic:cNvPicPr>
@@ -7985,7 +7926,7 @@
                     <a:graphicData uri="http://schemas.openxmlformats.org/drawingml/2006/picture">
                       <pic:pic>
                         <pic:nvPicPr>
-                          <pic:cNvPr descr="/Applications/Positron.app/Contents/Resources/app/quarto/share/formats/docx/note.png" id="98" name="Picture"/>
+                          <pic:cNvPr descr="/opt/quarto/share/formats/docx/note.png" id="98" name="Picture"/>
                           <pic:cNvPicPr>
                             <a:picLocks noChangeArrowheads="1" noChangeAspect="1"/>
                           </pic:cNvPicPr>
@@ -8438,7 +8379,7 @@
                     <a:graphicData uri="http://schemas.openxmlformats.org/drawingml/2006/picture">
                       <pic:pic>
                         <pic:nvPicPr>
-                          <pic:cNvPr descr="/Applications/Positron.app/Contents/Resources/app/quarto/share/formats/docx/note.png" id="102" name="Picture"/>
+                          <pic:cNvPr descr="/opt/quarto/share/formats/docx/note.png" id="102" name="Picture"/>
                           <pic:cNvPicPr>
                             <a:picLocks noChangeArrowheads="1" noChangeAspect="1"/>
                           </pic:cNvPicPr>
@@ -8535,14 +8476,14 @@
     </w:tbl>
     <w:p>
       <w:pPr>
-        <w:pStyle w:val="CaptionedFigure"/>
+        <w:pStyle w:val="BodyText"/>
       </w:pPr>
       <w:r>
         <w:drawing>
           <wp:inline>
             <wp:extent cx="3667125" cy="2961633"/>
             <wp:effectExtent b="0" l="0" r="0" t="0"/>
-            <wp:docPr descr="Diagram of a data frame as columns of vectors: a shade column (character), mass_g column (numeric), and petiole_mm column (numeric), with rows lining up across columns." title="" id="104" name="Picture"/>
+            <wp:docPr descr="" title="" id="104" name="Picture"/>
             <a:graphic>
               <a:graphicData uri="http://schemas.openxmlformats.org/drawingml/2006/picture">
                 <pic:pic>
@@ -8580,14 +8521,6 @@
         </w:drawing>
       </w:r>
     </w:p>
-    <w:p>
-      <w:pPr>
-        <w:pStyle w:val="ImageCaption"/>
-      </w:pPr>
-      <w:r>
-        <w:t xml:space="preserve">Diagram of a data frame as columns of vectors: a shade column (character), mass_g column (numeric), and petiole_mm column (numeric), with rows lining up across columns.</w:t>
-      </w:r>
-    </w:p>
     <w:bookmarkEnd w:id="106"/>
     <w:bookmarkStart w:id="113" w:name="look-at-your-data-before-trusting-it"/>
     <w:p>
@@ -8819,7 +8752,7 @@
                     <a:graphicData uri="http://schemas.openxmlformats.org/drawingml/2006/picture">
                       <pic:pic>
                         <pic:nvPicPr>
-                          <pic:cNvPr descr="/Applications/Positron.app/Contents/Resources/app/quarto/share/formats/docx/tip.png" id="108" name="Picture"/>
+                          <pic:cNvPr descr="/opt/quarto/share/formats/docx/tip.png" id="108" name="Picture"/>
                           <pic:cNvPicPr>
                             <a:picLocks noChangeArrowheads="1" noChangeAspect="1"/>
                           </pic:cNvPicPr>
@@ -8974,7 +8907,7 @@
                     <a:graphicData uri="http://schemas.openxmlformats.org/drawingml/2006/picture">
                       <pic:pic>
                         <pic:nvPicPr>
-                          <pic:cNvPr descr="/Applications/Positron.app/Contents/Resources/app/quarto/share/formats/docx/note.png" id="110" name="Picture"/>
+                          <pic:cNvPr descr="/opt/quarto/share/formats/docx/note.png" id="110" name="Picture"/>
                           <pic:cNvPicPr>
                             <a:picLocks noChangeArrowheads="1" noChangeAspect="1"/>
                           </pic:cNvPicPr>
@@ -9143,7 +9076,7 @@
                     <a:graphicData uri="http://schemas.openxmlformats.org/drawingml/2006/picture">
                       <pic:pic>
                         <pic:nvPicPr>
-                          <pic:cNvPr descr="/Applications/Positron.app/Contents/Resources/app/quarto/share/formats/docx/warning.png" id="112" name="Picture"/>
+                          <pic:cNvPr descr="/opt/quarto/share/formats/docx/warning.png" id="112" name="Picture"/>
                           <pic:cNvPicPr>
                             <a:picLocks noChangeArrowheads="1" noChangeAspect="1"/>
                           </pic:cNvPicPr>
@@ -9364,7 +9297,7 @@
         <w:rPr>
           <w:rStyle w:val="NormalTok"/>
         </w:rPr>
-        <w:t xml:space="preserve">()         </w:t>
+        <w:t xml:space="preserve">()     </w:t>
       </w:r>
       <w:r>
         <w:rPr>
@@ -9403,13 +9336,13 @@
         <w:rPr>
           <w:rStyle w:val="NormalTok"/>
         </w:rPr>
-        <w:t xml:space="preserve">()        </w:t>
+        <w:t xml:space="preserve">()    </w:t>
       </w:r>
       <w:r>
         <w:rPr>
           <w:rStyle w:val="CommentTok"/>
         </w:rPr>
-        <w:t xml:space="preserve"># take tree_df, THEN list column names</w:t>
+        <w:t xml:space="preserve"># take tree_df, THEN list columns</w:t>
       </w:r>
       <w:r>
         <w:br/>
@@ -9436,93 +9369,31 @@
         <w:rPr>
           <w:rStyle w:val="FunctionTok"/>
         </w:rPr>
-        <w:t xml:space="preserve">summary</w:t>
-      </w:r>
-      <w:r>
-        <w:rPr>
-          <w:rStyle w:val="NormalTok"/>
-        </w:rPr>
-        <w:t xml:space="preserve">()      </w:t>
+        <w:t xml:space="preserve">head</w:t>
+      </w:r>
+      <w:r>
+        <w:rPr>
+          <w:rStyle w:val="NormalTok"/>
+        </w:rPr>
+        <w:t xml:space="preserve">(</w:t>
+      </w:r>
+      <w:r>
+        <w:rPr>
+          <w:rStyle w:val="DecValTok"/>
+        </w:rPr>
+        <w:t xml:space="preserve">3</w:t>
+      </w:r>
+      <w:r>
+        <w:rPr>
+          <w:rStyle w:val="NormalTok"/>
+        </w:rPr>
+        <w:t xml:space="preserve">)    </w:t>
       </w:r>
       <w:r>
         <w:rPr>
           <w:rStyle w:val="CommentTok"/>
         </w:rPr>
-        <w:t xml:space="preserve"># take tree_df, THEN summarize</w:t>
-      </w:r>
-      <w:r>
-        <w:br/>
-      </w:r>
-      <w:r>
-        <w:br/>
-      </w:r>
-      <w:r>
-        <w:rPr>
-          <w:rStyle w:val="CommentTok"/>
-        </w:rPr>
-        <w:t xml:space="preserve"># Chain two steps:</w:t>
-      </w:r>
-      <w:r>
-        <w:br/>
-      </w:r>
-      <w:r>
-        <w:rPr>
-          <w:rStyle w:val="NormalTok"/>
-        </w:rPr>
-        <w:t xml:space="preserve">tree_df </w:t>
-      </w:r>
-      <w:r>
-        <w:rPr>
-          <w:rStyle w:val="SpecialCharTok"/>
-        </w:rPr>
-        <w:t xml:space="preserve">%&gt;%</w:t>
-      </w:r>
-      <w:r>
-        <w:br/>
-      </w:r>
-      <w:r>
-        <w:rPr>
-          <w:rStyle w:val="NormalTok"/>
-        </w:rPr>
-        <w:t xml:space="preserve">  </w:t>
-      </w:r>
-      <w:r>
-        <w:rPr>
-          <w:rStyle w:val="FunctionTok"/>
-        </w:rPr>
-        <w:t xml:space="preserve">head</w:t>
-      </w:r>
-      <w:r>
-        <w:rPr>
-          <w:rStyle w:val="NormalTok"/>
-        </w:rPr>
-        <w:t xml:space="preserve">(</w:t>
-      </w:r>
-      <w:r>
-        <w:rPr>
-          <w:rStyle w:val="DecValTok"/>
-        </w:rPr>
-        <w:t xml:space="preserve">3</w:t>
-      </w:r>
-      <w:r>
-        <w:rPr>
-          <w:rStyle w:val="NormalTok"/>
-        </w:rPr>
-        <w:t xml:space="preserve">)                  </w:t>
-      </w:r>
-      <w:r>
-        <w:rPr>
-          <w:rStyle w:val="CommentTok"/>
-        </w:rPr>
-        <w:t xml:space="preserve"># take tree_df, THEN show first 3 rows</w:t>
-      </w:r>
-    </w:p>
-    <w:p>
-      <w:pPr>
-        <w:pStyle w:val="FirstParagraph"/>
-      </w:pPr>
-      <w:r>
-        <w:t xml:space="preserve">In Lecture 03 we will chain more steps together.</w:t>
+        <w:t xml:space="preserve"># take tree_df, THEN show 3 rows</w:t>
       </w:r>
     </w:p>
     <w:tbl>
@@ -9555,7 +9426,7 @@
           </w:tcPr>
           <w:p>
             <w:pPr>
-              <w:pStyle w:val="BodyText"/>
+              <w:pStyle w:val="FirstParagraph"/>
             </w:pPr>
             <w:pPr>
               <w:spacing w:before="0" w:after="0"/>
@@ -9571,7 +9442,7 @@
                     <a:graphicData uri="http://schemas.openxmlformats.org/drawingml/2006/picture">
                       <pic:pic>
                         <pic:nvPicPr>
-                          <pic:cNvPr descr="/Applications/Positron.app/Contents/Resources/app/quarto/share/formats/docx/note.png" id="115" name="Picture"/>
+                          <pic:cNvPr descr="/opt/quarto/share/formats/docx/note.png" id="115" name="Picture"/>
                           <pic:cNvPicPr>
                             <a:picLocks noChangeArrowheads="1" noChangeAspect="1"/>
                           </pic:cNvPicPr>
@@ -9676,6 +9547,12 @@
             <w:r>
               <w:t xml:space="preserve">“take what is on the left and feed it to the function on the right.”</w:t>
             </w:r>
+            <w:r>
+              <w:t xml:space="preserve"> </w:t>
+            </w:r>
+            <w:r>
+              <w:t xml:space="preserve">In Lecture 03 we chain more steps together.</w:t>
+            </w:r>
           </w:p>
           <w:p/>
         </w:tc>
@@ -9683,14 +9560,14 @@
     </w:tbl>
     <w:p>
       <w:pPr>
-        <w:pStyle w:val="CaptionedFigure"/>
+        <w:pStyle w:val="BodyText"/>
       </w:pPr>
       <w:r>
         <w:drawing>
           <wp:inline>
             <wp:extent cx="3667125" cy="2961633"/>
             <wp:effectExtent b="0" l="0" r="0" t="0"/>
-            <wp:docPr descr="Diagram of the pipe operator: tree_df flows down into filter(shade == “sunny”), then flows down into summary(), read as “take tree_df, then filter, then summarise.”" title="" id="117" name="Picture"/>
+            <wp:docPr descr="" title="" id="117" name="Picture"/>
             <a:graphic>
               <a:graphicData uri="http://schemas.openxmlformats.org/drawingml/2006/picture">
                 <pic:pic>
@@ -9728,29 +9605,6 @@
         </w:drawing>
       </w:r>
     </w:p>
-    <w:p>
-      <w:pPr>
-        <w:pStyle w:val="ImageCaption"/>
-      </w:pPr>
-      <w:r>
-        <w:t xml:space="preserve">Diagram of the pipe operator: tree_df flows down into filter(shade ==</w:t>
-      </w:r>
-      <w:r>
-        <w:t xml:space="preserve"> </w:t>
-      </w:r>
-      <w:r>
-        <w:t xml:space="preserve">“sunny”</w:t>
-      </w:r>
-      <w:r>
-        <w:t xml:space="preserve">), then flows down into summary(), read as</w:t>
-      </w:r>
-      <w:r>
-        <w:t xml:space="preserve"> </w:t>
-      </w:r>
-      <w:r>
-        <w:t xml:space="preserve">“take tree_df, then filter, then summarise.”</w:t>
-      </w:r>
-    </w:p>
     <w:tbl>
       <w:tblPr>
         <w:tblStyle w:val="Table"/>
@@ -9797,7 +9651,7 @@
                     <a:graphicData uri="http://schemas.openxmlformats.org/drawingml/2006/picture">
                       <pic:pic>
                         <pic:nvPicPr>
-                          <pic:cNvPr descr="/Applications/Positron.app/Contents/Resources/app/quarto/share/formats/docx/note.png" id="120" name="Picture"/>
+                          <pic:cNvPr descr="/opt/quarto/share/formats/docx/note.png" id="120" name="Picture"/>
                           <pic:cNvPicPr>
                             <a:picLocks noChangeArrowheads="1" noChangeAspect="1"/>
                           </pic:cNvPicPr>
@@ -9927,7 +9781,16 @@
               </w:numPr>
             </w:pPr>
             <w:r>
-              <w:t xml:space="preserve">They behave identically for everything in this course but I prefer the %&gt;%</w:t>
+              <w:t xml:space="preserve">Identical for everything in this course; I prefer</w:t>
+            </w:r>
+            <w:r>
+              <w:t xml:space="preserve"> </w:t>
+            </w:r>
+            <w:r>
+              <w:rPr>
+                <w:rStyle w:val="VerbatimChar"/>
+              </w:rPr>
+              <w:t xml:space="preserve">%&gt;%</w:t>
             </w:r>
           </w:p>
           <w:p/>
@@ -10239,7 +10102,7 @@
                     <a:graphicData uri="http://schemas.openxmlformats.org/drawingml/2006/picture">
                       <pic:pic>
                         <pic:nvPicPr>
-                          <pic:cNvPr descr="/Applications/Positron.app/Contents/Resources/app/quarto/share/formats/docx/warning.png" id="123" name="Picture"/>
+                          <pic:cNvPr descr="/opt/quarto/share/formats/docx/warning.png" id="123" name="Picture"/>
                           <pic:cNvPicPr>
                             <a:picLocks noChangeArrowheads="1" noChangeAspect="1"/>
                           </pic:cNvPicPr>
@@ -10473,7 +10336,7 @@
                     <a:graphicData uri="http://schemas.openxmlformats.org/drawingml/2006/picture">
                       <pic:pic>
                         <pic:nvPicPr>
-                          <pic:cNvPr descr="/Applications/Positron.app/Contents/Resources/app/quarto/share/formats/docx/note.png" id="125" name="Picture"/>
+                          <pic:cNvPr descr="/opt/quarto/share/formats/docx/note.png" id="125" name="Picture"/>
                           <pic:cNvPicPr>
                             <a:picLocks noChangeArrowheads="1" noChangeAspect="1"/>
                           </pic:cNvPicPr>
@@ -10586,14 +10449,14 @@
     </w:tbl>
     <w:p>
       <w:pPr>
-        <w:pStyle w:val="CaptionedFigure"/>
+        <w:pStyle w:val="BodyText"/>
       </w:pPr>
       <w:r>
         <w:drawing>
           <wp:inline>
             <wp:extent cx="3667125" cy="3896320"/>
             <wp:effectExtent b="0" l="0" r="0" t="0"/>
-            <wp:docPr descr="Diagram showing ggplot’s layered construction: a data frame, then an aes() mapping, then a geom, stacked with + into a finished plot — reused here for building your first plot." title="" id="126" name="Picture"/>
+            <wp:docPr descr="" title="" id="126" name="Picture"/>
             <a:graphic>
               <a:graphicData uri="http://schemas.openxmlformats.org/drawingml/2006/picture">
                 <pic:pic>
@@ -10631,14 +10494,6 @@
         </w:drawing>
       </w:r>
     </w:p>
-    <w:p>
-      <w:pPr>
-        <w:pStyle w:val="ImageCaption"/>
-      </w:pPr>
-      <w:r>
-        <w:t xml:space="preserve">Diagram showing ggplot’s layered construction: a data frame, then an aes() mapping, then a geom, stacked with + into a finished plot — reused here for building your first plot.</w:t>
-      </w:r>
-    </w:p>
     <w:bookmarkEnd w:id="128"/>
     <w:bookmarkEnd w:id="129"/>
     <w:bookmarkStart w:id="132" w:name="improve-it-one-layer-at-a-time"/>
@@ -11031,7 +10886,7 @@
                     <a:graphicData uri="http://schemas.openxmlformats.org/drawingml/2006/picture">
                       <pic:pic>
                         <pic:nvPicPr>
-                          <pic:cNvPr descr="/Applications/Positron.app/Contents/Resources/app/quarto/share/formats/docx/tip.png" id="131" name="Picture"/>
+                          <pic:cNvPr descr="/opt/quarto/share/formats/docx/tip.png" id="131" name="Picture"/>
                           <pic:cNvPicPr>
                             <a:picLocks noChangeArrowheads="1" noChangeAspect="1"/>
                           </pic:cNvPicPr>
@@ -11657,7 +11512,7 @@
                     <a:graphicData uri="http://schemas.openxmlformats.org/drawingml/2006/picture">
                       <pic:pic>
                         <pic:nvPicPr>
-                          <pic:cNvPr descr="/Applications/Positron.app/Contents/Resources/app/quarto/share/formats/docx/warning.png" id="134" name="Picture"/>
+                          <pic:cNvPr descr="/opt/quarto/share/formats/docx/warning.png" id="134" name="Picture"/>
                           <pic:cNvPicPr>
                             <a:picLocks noChangeArrowheads="1" noChangeAspect="1"/>
                           </pic:cNvPicPr>
@@ -11837,7 +11692,7 @@
                     <a:graphicData uri="http://schemas.openxmlformats.org/drawingml/2006/picture">
                       <pic:pic>
                         <pic:nvPicPr>
-                          <pic:cNvPr descr="/Applications/Positron.app/Contents/Resources/app/quarto/share/formats/docx/note.png" id="136" name="Picture"/>
+                          <pic:cNvPr descr="/opt/quarto/share/formats/docx/note.png" id="136" name="Picture"/>
                           <pic:cNvPicPr>
                             <a:picLocks noChangeArrowheads="1" noChangeAspect="1"/>
                           </pic:cNvPicPr>
@@ -11894,14 +11749,17 @@
           </w:tcPr>
           <w:p>
             <w:pPr>
-              <w:pStyle w:val="CaptionedFigure"/>
+              <w:pStyle w:val="BodyText"/>
+            </w:pPr>
+            <w:pPr>
+              <w:spacing w:before="16" w:after="16"/>
             </w:pPr>
             <w:r>
               <w:drawing>
                 <wp:inline>
                   <wp:extent cx="3667125" cy="2816555"/>
                   <wp:effectExtent b="0" l="0" r="0" t="0"/>
-                  <wp:docPr descr="Screenshot of the Save Plot dialog in Positron’s Plots pane, with the leaf mass boxplot ready to save as a PNG." title="" id="138" name="Picture"/>
+                  <wp:docPr descr="" title="" id="138" name="Picture"/>
                   <a:graphic>
                     <a:graphicData uri="http://schemas.openxmlformats.org/drawingml/2006/picture">
                       <pic:pic>
@@ -11939,14 +11797,6 @@
               </w:drawing>
             </w:r>
           </w:p>
-          <w:p>
-            <w:pPr>
-              <w:pStyle w:val="ImageCaption"/>
-            </w:pPr>
-            <w:r>
-              <w:t xml:space="preserve">Screenshot of the Save Plot dialog in Positron’s Plots pane, with the leaf mass boxplot ready to save as a PNG.</w:t>
-            </w:r>
-          </w:p>
           <w:p/>
         </w:tc>
       </w:tr>
@@ -12319,7 +12169,7 @@
                     <a:graphicData uri="http://schemas.openxmlformats.org/drawingml/2006/picture">
                       <pic:pic>
                         <pic:nvPicPr>
-                          <pic:cNvPr descr="/Applications/Positron.app/Contents/Resources/app/quarto/share/formats/docx/tip.png" id="142" name="Picture"/>
+                          <pic:cNvPr descr="/opt/quarto/share/formats/docx/tip.png" id="142" name="Picture"/>
                           <pic:cNvPicPr>
                             <a:picLocks noChangeArrowheads="1" noChangeAspect="1"/>
                           </pic:cNvPicPr>
@@ -12513,7 +12363,7 @@
                     <a:graphicData uri="http://schemas.openxmlformats.org/drawingml/2006/picture">
                       <pic:pic>
                         <pic:nvPicPr>
-                          <pic:cNvPr descr="/Applications/Positron.app/Contents/Resources/app/quarto/share/formats/docx/note.png" id="144" name="Picture"/>
+                          <pic:cNvPr descr="/opt/quarto/share/formats/docx/note.png" id="144" name="Picture"/>
                           <pic:cNvPicPr>
                             <a:picLocks noChangeArrowheads="1" noChangeAspect="1"/>
                           </pic:cNvPicPr>
@@ -12952,7 +12802,7 @@
                     <a:graphicData uri="http://schemas.openxmlformats.org/drawingml/2006/picture">
                       <pic:pic>
                         <pic:nvPicPr>
-                          <pic:cNvPr descr="/Applications/Positron.app/Contents/Resources/app/quarto/share/formats/docx/note.png" id="148" name="Picture"/>
+                          <pic:cNvPr descr="/opt/quarto/share/formats/docx/note.png" id="148" name="Picture"/>
                           <pic:cNvPicPr>
                             <a:picLocks noChangeArrowheads="1" noChangeAspect="1"/>
                           </pic:cNvPicPr>
@@ -13279,7 +13129,7 @@
                     <a:graphicData uri="http://schemas.openxmlformats.org/drawingml/2006/picture">
                       <pic:pic>
                         <pic:nvPicPr>
-                          <pic:cNvPr descr="/Applications/Positron.app/Contents/Resources/app/quarto/share/formats/docx/note.png" id="152" name="Picture"/>
+                          <pic:cNvPr descr="/opt/quarto/share/formats/docx/note.png" id="152" name="Picture"/>
                           <pic:cNvPicPr>
                             <a:picLocks noChangeArrowheads="1" noChangeAspect="1"/>
                           </pic:cNvPicPr>
@@ -13410,7 +13260,7 @@
                     <a:graphicData uri="http://schemas.openxmlformats.org/drawingml/2006/picture">
                       <pic:pic>
                         <pic:nvPicPr>
-                          <pic:cNvPr descr="/Applications/Positron.app/Contents/Resources/app/quarto/share/formats/docx/note.png" id="154" name="Picture"/>
+                          <pic:cNvPr descr="/opt/quarto/share/formats/docx/note.png" id="154" name="Picture"/>
                           <pic:cNvPicPr>
                             <a:picLocks noChangeArrowheads="1" noChangeAspect="1"/>
                           </pic:cNvPicPr>

--- a/docs/content/meeting_r/meeting_r_lecture.docx
+++ b/docs/content/meeting_r/meeting_r_lecture.docx
@@ -31,7 +31,7 @@
         <w:pStyle w:val="Date"/>
       </w:pPr>
       <w:r>
-        <w:t xml:space="preserve">2026-10-05</w:t>
+        <w:t xml:space="preserve">2026-10-08</w:t>
       </w:r>
     </w:p>
     <w:bookmarkStart w:id="12" w:name="where-we-left-off-lecture-01"/>
@@ -237,7 +237,7 @@
                     <a:graphicData uri="http://schemas.openxmlformats.org/drawingml/2006/picture">
                       <pic:pic>
                         <pic:nvPicPr>
-                          <pic:cNvPr descr="/opt/quarto/share/formats/docx/note.png" id="11" name="Picture"/>
+                          <pic:cNvPr descr="/Applications/Positron.app/Contents/Resources/app/quarto/share/formats/docx/note.png" id="11" name="Picture"/>
                           <pic:cNvPicPr>
                             <a:picLocks noChangeArrowheads="1" noChangeAspect="1"/>
                           </pic:cNvPicPr>
@@ -583,7 +583,7 @@
                     <a:graphicData uri="http://schemas.openxmlformats.org/drawingml/2006/picture">
                       <pic:pic>
                         <pic:nvPicPr>
-                          <pic:cNvPr descr="/opt/quarto/share/formats/docx/tip.png" id="15" name="Picture"/>
+                          <pic:cNvPr descr="/Applications/Positron.app/Contents/Resources/app/quarto/share/formats/docx/tip.png" id="15" name="Picture"/>
                           <pic:cNvPicPr>
                             <a:picLocks noChangeArrowheads="1" noChangeAspect="1"/>
                           </pic:cNvPicPr>
@@ -912,7 +912,7 @@
                     <a:graphicData uri="http://schemas.openxmlformats.org/drawingml/2006/picture">
                       <pic:pic>
                         <pic:nvPicPr>
-                          <pic:cNvPr descr="/opt/quarto/share/formats/docx/note.png" id="21" name="Picture"/>
+                          <pic:cNvPr descr="/Applications/Positron.app/Contents/Resources/app/quarto/share/formats/docx/note.png" id="21" name="Picture"/>
                           <pic:cNvPicPr>
                             <a:picLocks noChangeArrowheads="1" noChangeAspect="1"/>
                           </pic:cNvPicPr>
@@ -1270,7 +1270,7 @@
                     <a:graphicData uri="http://schemas.openxmlformats.org/drawingml/2006/picture">
                       <pic:pic>
                         <pic:nvPicPr>
-                          <pic:cNvPr descr="/opt/quarto/share/formats/docx/note.png" id="28" name="Picture"/>
+                          <pic:cNvPr descr="/Applications/Positron.app/Contents/Resources/app/quarto/share/formats/docx/note.png" id="28" name="Picture"/>
                           <pic:cNvPicPr>
                             <a:picLocks noChangeArrowheads="1" noChangeAspect="1"/>
                           </pic:cNvPicPr>
@@ -1421,7 +1421,7 @@
                     <a:graphicData uri="http://schemas.openxmlformats.org/drawingml/2006/picture">
                       <pic:pic>
                         <pic:nvPicPr>
-                          <pic:cNvPr descr="/opt/quarto/share/formats/docx/note.png" id="30" name="Picture"/>
+                          <pic:cNvPr descr="/Applications/Positron.app/Contents/Resources/app/quarto/share/formats/docx/note.png" id="30" name="Picture"/>
                           <pic:cNvPicPr>
                             <a:picLocks noChangeArrowheads="1" noChangeAspect="1"/>
                           </pic:cNvPicPr>
@@ -1571,7 +1571,7 @@
                     <a:graphicData uri="http://schemas.openxmlformats.org/drawingml/2006/picture">
                       <pic:pic>
                         <pic:nvPicPr>
-                          <pic:cNvPr descr="/opt/quarto/share/formats/docx/note.png" id="32" name="Picture"/>
+                          <pic:cNvPr descr="/Applications/Positron.app/Contents/Resources/app/quarto/share/formats/docx/note.png" id="32" name="Picture"/>
                           <pic:cNvPicPr>
                             <a:picLocks noChangeArrowheads="1" noChangeAspect="1"/>
                           </pic:cNvPicPr>
@@ -1900,7 +1900,7 @@
                     <a:graphicData uri="http://schemas.openxmlformats.org/drawingml/2006/picture">
                       <pic:pic>
                         <pic:nvPicPr>
-                          <pic:cNvPr descr="/opt/quarto/share/formats/docx/tip.png" id="35" name="Picture"/>
+                          <pic:cNvPr descr="/Applications/Positron.app/Contents/Resources/app/quarto/share/formats/docx/tip.png" id="35" name="Picture"/>
                           <pic:cNvPicPr>
                             <a:picLocks noChangeArrowheads="1" noChangeAspect="1"/>
                           </pic:cNvPicPr>
@@ -2271,7 +2271,7 @@
                     <a:graphicData uri="http://schemas.openxmlformats.org/drawingml/2006/picture">
                       <pic:pic>
                         <pic:nvPicPr>
-                          <pic:cNvPr descr="/opt/quarto/share/formats/docx/warning.png" id="41" name="Picture"/>
+                          <pic:cNvPr descr="/Applications/Positron.app/Contents/Resources/app/quarto/share/formats/docx/warning.png" id="41" name="Picture"/>
                           <pic:cNvPicPr>
                             <a:picLocks noChangeArrowheads="1" noChangeAspect="1"/>
                           </pic:cNvPicPr>
@@ -2446,7 +2446,7 @@
                     <a:graphicData uri="http://schemas.openxmlformats.org/drawingml/2006/picture">
                       <pic:pic>
                         <pic:nvPicPr>
-                          <pic:cNvPr descr="/opt/quarto/share/formats/docx/note.png" id="43" name="Picture"/>
+                          <pic:cNvPr descr="/Applications/Positron.app/Contents/Resources/app/quarto/share/formats/docx/note.png" id="43" name="Picture"/>
                           <pic:cNvPicPr>
                             <a:picLocks noChangeArrowheads="1" noChangeAspect="1"/>
                           </pic:cNvPicPr>
@@ -2826,7 +2826,7 @@
                     <a:graphicData uri="http://schemas.openxmlformats.org/drawingml/2006/picture">
                       <pic:pic>
                         <pic:nvPicPr>
-                          <pic:cNvPr descr="/opt/quarto/share/formats/docx/note.png" id="47" name="Picture"/>
+                          <pic:cNvPr descr="/Applications/Positron.app/Contents/Resources/app/quarto/share/formats/docx/note.png" id="47" name="Picture"/>
                           <pic:cNvPicPr>
                             <a:picLocks noChangeArrowheads="1" noChangeAspect="1"/>
                           </pic:cNvPicPr>
@@ -3498,7 +3498,7 @@
                     <a:graphicData uri="http://schemas.openxmlformats.org/drawingml/2006/picture">
                       <pic:pic>
                         <pic:nvPicPr>
-                          <pic:cNvPr descr="/opt/quarto/share/formats/docx/warning.png" id="53" name="Picture"/>
+                          <pic:cNvPr descr="/Applications/Positron.app/Contents/Resources/app/quarto/share/formats/docx/warning.png" id="53" name="Picture"/>
                           <pic:cNvPicPr>
                             <a:picLocks noChangeArrowheads="1" noChangeAspect="1"/>
                           </pic:cNvPicPr>
@@ -3697,7 +3697,7 @@
                     <a:graphicData uri="http://schemas.openxmlformats.org/drawingml/2006/picture">
                       <pic:pic>
                         <pic:nvPicPr>
-                          <pic:cNvPr descr="/opt/quarto/share/formats/docx/note.png" id="55" name="Picture"/>
+                          <pic:cNvPr descr="/Applications/Positron.app/Contents/Resources/app/quarto/share/formats/docx/note.png" id="55" name="Picture"/>
                           <pic:cNvPicPr>
                             <a:picLocks noChangeArrowheads="1" noChangeAspect="1"/>
                           </pic:cNvPicPr>
@@ -3934,7 +3934,7 @@
                     <a:graphicData uri="http://schemas.openxmlformats.org/drawingml/2006/picture">
                       <pic:pic>
                         <pic:nvPicPr>
-                          <pic:cNvPr descr="/opt/quarto/share/formats/docx/note.png" id="57" name="Picture"/>
+                          <pic:cNvPr descr="/Applications/Positron.app/Contents/Resources/app/quarto/share/formats/docx/note.png" id="57" name="Picture"/>
                           <pic:cNvPicPr>
                             <a:picLocks noChangeArrowheads="1" noChangeAspect="1"/>
                           </pic:cNvPicPr>
@@ -4292,7 +4292,7 @@
                     <a:graphicData uri="http://schemas.openxmlformats.org/drawingml/2006/picture">
                       <pic:pic>
                         <pic:nvPicPr>
-                          <pic:cNvPr descr="/opt/quarto/share/formats/docx/note.png" id="60" name="Picture"/>
+                          <pic:cNvPr descr="/Applications/Positron.app/Contents/Resources/app/quarto/share/formats/docx/note.png" id="60" name="Picture"/>
                           <pic:cNvPicPr>
                             <a:picLocks noChangeArrowheads="1" noChangeAspect="1"/>
                           </pic:cNvPicPr>
@@ -4439,7 +4439,7 @@
                     <a:graphicData uri="http://schemas.openxmlformats.org/drawingml/2006/picture">
                       <pic:pic>
                         <pic:nvPicPr>
-                          <pic:cNvPr descr="/opt/quarto/share/formats/docx/note.png" id="62" name="Picture"/>
+                          <pic:cNvPr descr="/Applications/Positron.app/Contents/Resources/app/quarto/share/formats/docx/note.png" id="62" name="Picture"/>
                           <pic:cNvPicPr>
                             <a:picLocks noChangeArrowheads="1" noChangeAspect="1"/>
                           </pic:cNvPicPr>
@@ -4864,7 +4864,7 @@
                     <a:graphicData uri="http://schemas.openxmlformats.org/drawingml/2006/picture">
                       <pic:pic>
                         <pic:nvPicPr>
-                          <pic:cNvPr descr="/opt/quarto/share/formats/docx/note.png" id="65" name="Picture"/>
+                          <pic:cNvPr descr="/Applications/Positron.app/Contents/Resources/app/quarto/share/formats/docx/note.png" id="65" name="Picture"/>
                           <pic:cNvPicPr>
                             <a:picLocks noChangeArrowheads="1" noChangeAspect="1"/>
                           </pic:cNvPicPr>
@@ -5344,7 +5344,7 @@
                     <a:graphicData uri="http://schemas.openxmlformats.org/drawingml/2006/picture">
                       <pic:pic>
                         <pic:nvPicPr>
-                          <pic:cNvPr descr="/opt/quarto/share/formats/docx/warning.png" id="71" name="Picture"/>
+                          <pic:cNvPr descr="/Applications/Positron.app/Contents/Resources/app/quarto/share/formats/docx/warning.png" id="71" name="Picture"/>
                           <pic:cNvPicPr>
                             <a:picLocks noChangeArrowheads="1" noChangeAspect="1"/>
                           </pic:cNvPicPr>
@@ -5521,7 +5521,7 @@
                     <a:graphicData uri="http://schemas.openxmlformats.org/drawingml/2006/picture">
                       <pic:pic>
                         <pic:nvPicPr>
-                          <pic:cNvPr descr="/opt/quarto/share/formats/docx/note.png" id="73" name="Picture"/>
+                          <pic:cNvPr descr="/Applications/Positron.app/Contents/Resources/app/quarto/share/formats/docx/note.png" id="73" name="Picture"/>
                           <pic:cNvPicPr>
                             <a:picLocks noChangeArrowheads="1" noChangeAspect="1"/>
                           </pic:cNvPicPr>
@@ -6055,7 +6055,7 @@
                     <a:graphicData uri="http://schemas.openxmlformats.org/drawingml/2006/picture">
                       <pic:pic>
                         <pic:nvPicPr>
-                          <pic:cNvPr descr="/opt/quarto/share/formats/docx/note.png" id="76" name="Picture"/>
+                          <pic:cNvPr descr="/Applications/Positron.app/Contents/Resources/app/quarto/share/formats/docx/note.png" id="76" name="Picture"/>
                           <pic:cNvPicPr>
                             <a:picLocks noChangeArrowheads="1" noChangeAspect="1"/>
                           </pic:cNvPicPr>
@@ -6465,7 +6465,7 @@
                     <a:graphicData uri="http://schemas.openxmlformats.org/drawingml/2006/picture">
                       <pic:pic>
                         <pic:nvPicPr>
-                          <pic:cNvPr descr="/opt/quarto/share/formats/docx/note.png" id="82" name="Picture"/>
+                          <pic:cNvPr descr="/Applications/Positron.app/Contents/Resources/app/quarto/share/formats/docx/note.png" id="82" name="Picture"/>
                           <pic:cNvPicPr>
                             <a:picLocks noChangeArrowheads="1" noChangeAspect="1"/>
                           </pic:cNvPicPr>
@@ -6875,7 +6875,7 @@
                     <a:graphicData uri="http://schemas.openxmlformats.org/drawingml/2006/picture">
                       <pic:pic>
                         <pic:nvPicPr>
-                          <pic:cNvPr descr="/opt/quarto/share/formats/docx/warning.png" id="89" name="Picture"/>
+                          <pic:cNvPr descr="/Applications/Positron.app/Contents/Resources/app/quarto/share/formats/docx/warning.png" id="89" name="Picture"/>
                           <pic:cNvPicPr>
                             <a:picLocks noChangeArrowheads="1" noChangeAspect="1"/>
                           </pic:cNvPicPr>
@@ -7056,7 +7056,7 @@
                     <a:graphicData uri="http://schemas.openxmlformats.org/drawingml/2006/picture">
                       <pic:pic>
                         <pic:nvPicPr>
-                          <pic:cNvPr descr="/opt/quarto/share/formats/docx/note.png" id="91" name="Picture"/>
+                          <pic:cNvPr descr="/Applications/Positron.app/Contents/Resources/app/quarto/share/formats/docx/note.png" id="91" name="Picture"/>
                           <pic:cNvPicPr>
                             <a:picLocks noChangeArrowheads="1" noChangeAspect="1"/>
                           </pic:cNvPicPr>
@@ -7480,7 +7480,7 @@
                     <a:graphicData uri="http://schemas.openxmlformats.org/drawingml/2006/picture">
                       <pic:pic>
                         <pic:nvPicPr>
-                          <pic:cNvPr descr="/opt/quarto/share/formats/docx/note.png" id="94" name="Picture"/>
+                          <pic:cNvPr descr="/Applications/Positron.app/Contents/Resources/app/quarto/share/formats/docx/note.png" id="94" name="Picture"/>
                           <pic:cNvPicPr>
                             <a:picLocks noChangeArrowheads="1" noChangeAspect="1"/>
                           </pic:cNvPicPr>
@@ -7747,7 +7747,7 @@
                     <a:graphicData uri="http://schemas.openxmlformats.org/drawingml/2006/picture">
                       <pic:pic>
                         <pic:nvPicPr>
-                          <pic:cNvPr descr="/opt/quarto/share/formats/docx/note.png" id="96" name="Picture"/>
+                          <pic:cNvPr descr="/Applications/Positron.app/Contents/Resources/app/quarto/share/formats/docx/note.png" id="96" name="Picture"/>
                           <pic:cNvPicPr>
                             <a:picLocks noChangeArrowheads="1" noChangeAspect="1"/>
                           </pic:cNvPicPr>
@@ -7926,7 +7926,7 @@
                     <a:graphicData uri="http://schemas.openxmlformats.org/drawingml/2006/picture">
                       <pic:pic>
                         <pic:nvPicPr>
-                          <pic:cNvPr descr="/opt/quarto/share/formats/docx/note.png" id="98" name="Picture"/>
+                          <pic:cNvPr descr="/Applications/Positron.app/Contents/Resources/app/quarto/share/formats/docx/note.png" id="98" name="Picture"/>
                           <pic:cNvPicPr>
                             <a:picLocks noChangeArrowheads="1" noChangeAspect="1"/>
                           </pic:cNvPicPr>
@@ -8379,7 +8379,7 @@
                     <a:graphicData uri="http://schemas.openxmlformats.org/drawingml/2006/picture">
                       <pic:pic>
                         <pic:nvPicPr>
-                          <pic:cNvPr descr="/opt/quarto/share/formats/docx/note.png" id="102" name="Picture"/>
+                          <pic:cNvPr descr="/Applications/Positron.app/Contents/Resources/app/quarto/share/formats/docx/note.png" id="102" name="Picture"/>
                           <pic:cNvPicPr>
                             <a:picLocks noChangeArrowheads="1" noChangeAspect="1"/>
                           </pic:cNvPicPr>
@@ -8752,7 +8752,7 @@
                     <a:graphicData uri="http://schemas.openxmlformats.org/drawingml/2006/picture">
                       <pic:pic>
                         <pic:nvPicPr>
-                          <pic:cNvPr descr="/opt/quarto/share/formats/docx/tip.png" id="108" name="Picture"/>
+                          <pic:cNvPr descr="/Applications/Positron.app/Contents/Resources/app/quarto/share/formats/docx/tip.png" id="108" name="Picture"/>
                           <pic:cNvPicPr>
                             <a:picLocks noChangeArrowheads="1" noChangeAspect="1"/>
                           </pic:cNvPicPr>
@@ -8907,7 +8907,7 @@
                     <a:graphicData uri="http://schemas.openxmlformats.org/drawingml/2006/picture">
                       <pic:pic>
                         <pic:nvPicPr>
-                          <pic:cNvPr descr="/opt/quarto/share/formats/docx/note.png" id="110" name="Picture"/>
+                          <pic:cNvPr descr="/Applications/Positron.app/Contents/Resources/app/quarto/share/formats/docx/note.png" id="110" name="Picture"/>
                           <pic:cNvPicPr>
                             <a:picLocks noChangeArrowheads="1" noChangeAspect="1"/>
                           </pic:cNvPicPr>
@@ -9076,7 +9076,7 @@
                     <a:graphicData uri="http://schemas.openxmlformats.org/drawingml/2006/picture">
                       <pic:pic>
                         <pic:nvPicPr>
-                          <pic:cNvPr descr="/opt/quarto/share/formats/docx/warning.png" id="112" name="Picture"/>
+                          <pic:cNvPr descr="/Applications/Positron.app/Contents/Resources/app/quarto/share/formats/docx/warning.png" id="112" name="Picture"/>
                           <pic:cNvPicPr>
                             <a:picLocks noChangeArrowheads="1" noChangeAspect="1"/>
                           </pic:cNvPicPr>
@@ -9442,7 +9442,7 @@
                     <a:graphicData uri="http://schemas.openxmlformats.org/drawingml/2006/picture">
                       <pic:pic>
                         <pic:nvPicPr>
-                          <pic:cNvPr descr="/opt/quarto/share/formats/docx/note.png" id="115" name="Picture"/>
+                          <pic:cNvPr descr="/Applications/Positron.app/Contents/Resources/app/quarto/share/formats/docx/note.png" id="115" name="Picture"/>
                           <pic:cNvPicPr>
                             <a:picLocks noChangeArrowheads="1" noChangeAspect="1"/>
                           </pic:cNvPicPr>
@@ -9651,7 +9651,7 @@
                     <a:graphicData uri="http://schemas.openxmlformats.org/drawingml/2006/picture">
                       <pic:pic>
                         <pic:nvPicPr>
-                          <pic:cNvPr descr="/opt/quarto/share/formats/docx/note.png" id="120" name="Picture"/>
+                          <pic:cNvPr descr="/Applications/Positron.app/Contents/Resources/app/quarto/share/formats/docx/note.png" id="120" name="Picture"/>
                           <pic:cNvPicPr>
                             <a:picLocks noChangeArrowheads="1" noChangeAspect="1"/>
                           </pic:cNvPicPr>
@@ -10102,7 +10102,7 @@
                     <a:graphicData uri="http://schemas.openxmlformats.org/drawingml/2006/picture">
                       <pic:pic>
                         <pic:nvPicPr>
-                          <pic:cNvPr descr="/opt/quarto/share/formats/docx/warning.png" id="123" name="Picture"/>
+                          <pic:cNvPr descr="/Applications/Positron.app/Contents/Resources/app/quarto/share/formats/docx/warning.png" id="123" name="Picture"/>
                           <pic:cNvPicPr>
                             <a:picLocks noChangeArrowheads="1" noChangeAspect="1"/>
                           </pic:cNvPicPr>
@@ -10336,7 +10336,7 @@
                     <a:graphicData uri="http://schemas.openxmlformats.org/drawingml/2006/picture">
                       <pic:pic>
                         <pic:nvPicPr>
-                          <pic:cNvPr descr="/opt/quarto/share/formats/docx/note.png" id="125" name="Picture"/>
+                          <pic:cNvPr descr="/Applications/Positron.app/Contents/Resources/app/quarto/share/formats/docx/note.png" id="125" name="Picture"/>
                           <pic:cNvPicPr>
                             <a:picLocks noChangeArrowheads="1" noChangeAspect="1"/>
                           </pic:cNvPicPr>
@@ -10886,7 +10886,7 @@
                     <a:graphicData uri="http://schemas.openxmlformats.org/drawingml/2006/picture">
                       <pic:pic>
                         <pic:nvPicPr>
-                          <pic:cNvPr descr="/opt/quarto/share/formats/docx/tip.png" id="131" name="Picture"/>
+                          <pic:cNvPr descr="/Applications/Positron.app/Contents/Resources/app/quarto/share/formats/docx/tip.png" id="131" name="Picture"/>
                           <pic:cNvPicPr>
                             <a:picLocks noChangeArrowheads="1" noChangeAspect="1"/>
                           </pic:cNvPicPr>
@@ -11512,7 +11512,7 @@
                     <a:graphicData uri="http://schemas.openxmlformats.org/drawingml/2006/picture">
                       <pic:pic>
                         <pic:nvPicPr>
-                          <pic:cNvPr descr="/opt/quarto/share/formats/docx/warning.png" id="134" name="Picture"/>
+                          <pic:cNvPr descr="/Applications/Positron.app/Contents/Resources/app/quarto/share/formats/docx/warning.png" id="134" name="Picture"/>
                           <pic:cNvPicPr>
                             <a:picLocks noChangeArrowheads="1" noChangeAspect="1"/>
                           </pic:cNvPicPr>
@@ -11692,7 +11692,7 @@
                     <a:graphicData uri="http://schemas.openxmlformats.org/drawingml/2006/picture">
                       <pic:pic>
                         <pic:nvPicPr>
-                          <pic:cNvPr descr="/opt/quarto/share/formats/docx/note.png" id="136" name="Picture"/>
+                          <pic:cNvPr descr="/Applications/Positron.app/Contents/Resources/app/quarto/share/formats/docx/note.png" id="136" name="Picture"/>
                           <pic:cNvPicPr>
                             <a:picLocks noChangeArrowheads="1" noChangeAspect="1"/>
                           </pic:cNvPicPr>
@@ -12169,7 +12169,7 @@
                     <a:graphicData uri="http://schemas.openxmlformats.org/drawingml/2006/picture">
                       <pic:pic>
                         <pic:nvPicPr>
-                          <pic:cNvPr descr="/opt/quarto/share/formats/docx/tip.png" id="142" name="Picture"/>
+                          <pic:cNvPr descr="/Applications/Positron.app/Contents/Resources/app/quarto/share/formats/docx/tip.png" id="142" name="Picture"/>
                           <pic:cNvPicPr>
                             <a:picLocks noChangeArrowheads="1" noChangeAspect="1"/>
                           </pic:cNvPicPr>
@@ -12363,7 +12363,7 @@
                     <a:graphicData uri="http://schemas.openxmlformats.org/drawingml/2006/picture">
                       <pic:pic>
                         <pic:nvPicPr>
-                          <pic:cNvPr descr="/opt/quarto/share/formats/docx/note.png" id="144" name="Picture"/>
+                          <pic:cNvPr descr="/Applications/Positron.app/Contents/Resources/app/quarto/share/formats/docx/note.png" id="144" name="Picture"/>
                           <pic:cNvPicPr>
                             <a:picLocks noChangeArrowheads="1" noChangeAspect="1"/>
                           </pic:cNvPicPr>
@@ -12802,7 +12802,7 @@
                     <a:graphicData uri="http://schemas.openxmlformats.org/drawingml/2006/picture">
                       <pic:pic>
                         <pic:nvPicPr>
-                          <pic:cNvPr descr="/opt/quarto/share/formats/docx/note.png" id="148" name="Picture"/>
+                          <pic:cNvPr descr="/Applications/Positron.app/Contents/Resources/app/quarto/share/formats/docx/note.png" id="148" name="Picture"/>
                           <pic:cNvPicPr>
                             <a:picLocks noChangeArrowheads="1" noChangeAspect="1"/>
                           </pic:cNvPicPr>
@@ -13129,7 +13129,7 @@
                     <a:graphicData uri="http://schemas.openxmlformats.org/drawingml/2006/picture">
                       <pic:pic>
                         <pic:nvPicPr>
-                          <pic:cNvPr descr="/opt/quarto/share/formats/docx/note.png" id="152" name="Picture"/>
+                          <pic:cNvPr descr="/Applications/Positron.app/Contents/Resources/app/quarto/share/formats/docx/note.png" id="152" name="Picture"/>
                           <pic:cNvPicPr>
                             <a:picLocks noChangeArrowheads="1" noChangeAspect="1"/>
                           </pic:cNvPicPr>
@@ -13260,7 +13260,7 @@
                     <a:graphicData uri="http://schemas.openxmlformats.org/drawingml/2006/picture">
                       <pic:pic>
                         <pic:nvPicPr>
-                          <pic:cNvPr descr="/opt/quarto/share/formats/docx/note.png" id="154" name="Picture"/>
+                          <pic:cNvPr descr="/Applications/Positron.app/Contents/Resources/app/quarto/share/formats/docx/note.png" id="154" name="Picture"/>
                           <pic:cNvPicPr>
                             <a:picLocks noChangeArrowheads="1" noChangeAspect="1"/>
                           </pic:cNvPicPr>

--- a/docs/content/meeting_r/meeting_r_lecture.docx
+++ b/docs/content/meeting_r/meeting_r_lecture.docx
@@ -31,7 +31,7 @@
         <w:pStyle w:val="Date"/>
       </w:pPr>
       <w:r>
-        <w:t xml:space="preserve">2026-10-08</w:t>
+        <w:t xml:space="preserve">2026-10-09</w:t>
       </w:r>
     </w:p>
     <w:bookmarkStart w:id="12" w:name="where-we-left-off-lecture-01"/>

--- a/docs/content/meeting_r/meeting_r_lecture.docx
+++ b/docs/content/meeting_r/meeting_r_lecture.docx
@@ -31,7 +31,7 @@
         <w:pStyle w:val="Date"/>
       </w:pPr>
       <w:r>
-        <w:t xml:space="preserve">2026-10-09</w:t>
+        <w:t xml:space="preserve">2026-10-19</w:t>
       </w:r>
     </w:p>
     <w:bookmarkStart w:id="12" w:name="where-we-left-off-lecture-01"/>

--- a/docs/content/meeting_r/meeting_r_lecture.docx
+++ b/docs/content/meeting_r/meeting_r_lecture.docx
@@ -31,7 +31,7 @@
         <w:pStyle w:val="Date"/>
       </w:pPr>
       <w:r>
-        <w:t xml:space="preserve">2026-10-19</w:t>
+        <w:t xml:space="preserve">2026-10-22</w:t>
       </w:r>
     </w:p>
     <w:bookmarkStart w:id="12" w:name="where-we-left-off-lecture-01"/>
